--- a/Fall-2025/host-computer-security/module-11-assignment.docx
+++ b/Fall-2025/host-computer-security/module-11-assignment.docx
@@ -1,76 +1,42 @@
 
 <file path=word/document.xml><?xml version="1.0" encoding="utf-8"?>
-<w:document xmlns:o="urn:schemas-microsoft-com:office:office" xmlns:r="http://schemas.openxmlformats.org/officeDocument/2006/relationships" xmlns:v="urn:schemas-microsoft-com:vml" xmlns:w="http://schemas.openxmlformats.org/wordprocessingml/2006/main" xmlns:w10="urn:schemas-microsoft-com:office:word" xmlns:wp="http://schemas.openxmlformats.org/drawingml/2006/wordprocessingDrawing" xmlns:wps="http://schemas.microsoft.com/office/word/2010/wordprocessingShape" xmlns:wpg="http://schemas.microsoft.com/office/word/2010/wordprocessingGroup" xmlns:mc="http://schemas.openxmlformats.org/markup-compatibility/2006" xmlns:wp14="http://schemas.microsoft.com/office/word/2010/wordprocessingDrawing" xmlns:w14="http://schemas.microsoft.com/office/word/2010/wordml" xmlns:w15="http://schemas.microsoft.com/office/word/2012/wordml" mc:Ignorable="w14 wp14 w15">
+<w:document xmlns:wpc="http://schemas.microsoft.com/office/word/2010/wordprocessingCanvas" xmlns:cx="http://schemas.microsoft.com/office/drawing/2014/chartex" xmlns:cx1="http://schemas.microsoft.com/office/drawing/2015/9/8/chartex" xmlns:cx2="http://schemas.microsoft.com/office/drawing/2015/10/21/chartex" xmlns:cx3="http://schemas.microsoft.com/office/drawing/2016/5/9/chartex" xmlns:cx4="http://schemas.microsoft.com/office/drawing/2016/5/10/chartex" xmlns:cx5="http://schemas.microsoft.com/office/drawing/2016/5/11/chartex" xmlns:cx6="http://schemas.microsoft.com/office/drawing/2016/5/12/chartex" xmlns:cx7="http://schemas.microsoft.com/office/drawing/2016/5/13/chartex" xmlns:cx8="http://schemas.microsoft.com/office/drawing/2016/5/14/chartex" xmlns:mc="http://schemas.openxmlformats.org/markup-compatibility/2006" xmlns:aink="http://schemas.microsoft.com/office/drawing/2016/ink" xmlns:am3d="http://schemas.microsoft.com/office/drawing/2017/model3d" xmlns:o="urn:schemas-microsoft-com:office:office" xmlns:oel="http://schemas.microsoft.com/office/2019/extlst" xmlns:r="http://schemas.openxmlformats.org/officeDocument/2006/relationships" xmlns:m="http://schemas.openxmlformats.org/officeDocument/2006/math" xmlns:v="urn:schemas-microsoft-com:vml" xmlns:wp14="http://schemas.microsoft.com/office/word/2010/wordprocessingDrawing" xmlns:wp="http://schemas.openxmlformats.org/drawingml/2006/wordprocessingDrawing" xmlns:w10="urn:schemas-microsoft-com:office:word" xmlns:w="http://schemas.openxmlformats.org/wordprocessingml/2006/main" xmlns:w14="http://schemas.microsoft.com/office/word/2010/wordml" xmlns:w15="http://schemas.microsoft.com/office/word/2012/wordml" xmlns:w16cex="http://schemas.microsoft.com/office/word/2018/wordml/cex" xmlns:w16cid="http://schemas.microsoft.com/office/word/2016/wordml/cid" xmlns:w16="http://schemas.microsoft.com/office/word/2018/wordml" xmlns:w16du="http://schemas.microsoft.com/office/word/2023/wordml/word16du" xmlns:w16sdtdh="http://schemas.microsoft.com/office/word/2020/wordml/sdtdatahash" xmlns:w16sdtfl="http://schemas.microsoft.com/office/word/2024/wordml/sdtformatlock" xmlns:w16se="http://schemas.microsoft.com/office/word/2015/wordml/symex" xmlns:wpg="http://schemas.microsoft.com/office/word/2010/wordprocessingGroup" xmlns:wpi="http://schemas.microsoft.com/office/word/2010/wordprocessingInk" xmlns:wne="http://schemas.microsoft.com/office/word/2006/wordml" xmlns:wps="http://schemas.microsoft.com/office/word/2010/wordprocessingShape" mc:Ignorable="w14 w15 w16se w16cid w16 w16cex w16sdtdh w16sdtfl w16du wp14">
   <w:body>
     <w:p>
       <w:pPr>
-        <w:pStyle w:val="Normal"/>
-        <w:bidi w:val="0"/>
-        <w:spacing w:lineRule="auto" w:line="480"/>
-        <w:jc w:val="left"/>
-        <w:rPr/>
-      </w:pPr>
-      <w:r>
-        <w:rPr/>
+        <w:spacing w:line="480" w:lineRule="auto"/>
+      </w:pPr>
+      <w:r>
         <w:t>Josiah Schmitz</w:t>
       </w:r>
     </w:p>
     <w:p>
       <w:pPr>
-        <w:pStyle w:val="Normal"/>
-        <w:bidi w:val="0"/>
-        <w:spacing w:lineRule="auto" w:line="480"/>
-        <w:jc w:val="left"/>
-        <w:rPr/>
-      </w:pPr>
-      <w:r>
-        <w:rPr/>
+        <w:spacing w:line="480" w:lineRule="auto"/>
+      </w:pPr>
+      <w:r>
         <w:t>Professor Darron Johnson</w:t>
       </w:r>
     </w:p>
     <w:p>
       <w:pPr>
-        <w:pStyle w:val="Normal"/>
-        <w:bidi w:val="0"/>
-        <w:spacing w:lineRule="auto" w:line="480"/>
-        <w:jc w:val="left"/>
-        <w:rPr/>
-      </w:pPr>
-      <w:r>
-        <w:rPr/>
-        <w:t>CEG-</w:t>
-      </w:r>
-      <w:r>
-        <w:rPr/>
-        <w:t>4</w:t>
-      </w:r>
-      <w:r>
-        <w:rPr/>
-        <w:t>420</w:t>
-      </w:r>
-    </w:p>
-    <w:p>
-      <w:pPr>
-        <w:pStyle w:val="Normal"/>
-        <w:bidi w:val="0"/>
-        <w:spacing w:lineRule="auto" w:line="480"/>
-        <w:jc w:val="left"/>
-        <w:rPr/>
-      </w:pPr>
-      <w:r>
-        <w:rPr/>
-        <w:t>November 9</w:t>
-      </w:r>
-      <w:r>
-        <w:rPr/>
-        <w:t>, 2025</w:t>
-      </w:r>
-    </w:p>
-    <w:p>
-      <w:pPr>
-        <w:pStyle w:val="Normal"/>
-        <w:bidi w:val="0"/>
-        <w:spacing w:lineRule="auto" w:line="480"/>
+        <w:spacing w:line="480" w:lineRule="auto"/>
+      </w:pPr>
+      <w:r>
+        <w:t>CEG-4420</w:t>
+      </w:r>
+    </w:p>
+    <w:p>
+      <w:pPr>
+        <w:spacing w:line="480" w:lineRule="auto"/>
+      </w:pPr>
+      <w:r>
+        <w:t>November 9, 2025</w:t>
+      </w:r>
+    </w:p>
+    <w:p>
+      <w:pPr>
+        <w:spacing w:line="480" w:lineRule="auto"/>
         <w:jc w:val="center"/>
         <w:rPr>
           <w:u w:val="single"/>
@@ -80,189 +46,406 @@
         <w:rPr>
           <w:u w:val="single"/>
         </w:rPr>
-        <w:t xml:space="preserve">Module </w:t>
-      </w:r>
-      <w:r>
+        <w:t>Module 11 Assignment</w:t>
+      </w:r>
+    </w:p>
+    <w:p>
+      <w:pPr>
+        <w:spacing w:line="480" w:lineRule="auto"/>
         <w:rPr>
           <w:u w:val="single"/>
         </w:rPr>
-        <w:t xml:space="preserve">11 </w:t>
-      </w:r>
-      <w:r>
+      </w:pPr>
+      <w:r>
+        <w:rPr>
+          <w:b/>
+          <w:bCs/>
+        </w:rPr>
+        <w:t>Part 1</w:t>
+      </w:r>
+    </w:p>
+    <w:p>
+      <w:pPr>
+        <w:spacing w:line="480" w:lineRule="auto"/>
         <w:rPr>
           <w:u w:val="single"/>
         </w:rPr>
-        <w:t>Assignment</w:t>
-      </w:r>
-    </w:p>
-    <w:p>
-      <w:pPr>
-        <w:pStyle w:val="Normal"/>
-        <w:bidi w:val="0"/>
-        <w:spacing w:lineRule="auto" w:line="480"/>
-        <w:jc w:val="left"/>
+      </w:pPr>
+      <w:r>
+        <w:tab/>
+        <w:t>The primary ethical issue with downloading a copy of a textbook for a class online instead of buying it is that this action is illegal in the USA. American copyright law dictates that the copying and redistributing (including through file downloads) of copyrighted material is a crime for both the distributor and the recipient. In addition to its legality, downloading a textbook like this is also unethical because it is a sort of theft from the textbook publisher and author. By choosing to obtain the textbook without paying, you are cheating both of these parties out of money that they are legally and ethically entitled to.</w:t>
+      </w:r>
+    </w:p>
+    <w:p>
+      <w:pPr>
+        <w:spacing w:line="480" w:lineRule="auto"/>
         <w:rPr>
           <w:u w:val="single"/>
         </w:rPr>
       </w:pPr>
       <w:r>
+        <w:tab/>
+        <w:t>Now if the textbook is not found unintentionally and is instead sought for through a “free textbook” website, this makes the issue arguably even less ethical. If this website is known for illegally distributing copyrighted textbooks for free, and you go this website knowing this, then you lose any argument of ignorance in justifying your actions. You can no longer say “I thought I was buying the book legally.” And because you knew that you were receiving the textbook for free, you are now even more responsible for the crime you committed.</w:t>
+      </w:r>
+    </w:p>
+    <w:p>
+      <w:pPr>
+        <w:spacing w:line="480" w:lineRule="auto"/>
+        <w:rPr>
+          <w:u w:val="single"/>
+        </w:rPr>
+      </w:pPr>
+      <w:r>
+        <w:tab/>
+        <w:t xml:space="preserve">In the case of the textbook containing all the answers, </w:t>
+      </w:r>
+      <w:r>
+        <w:t>including</w:t>
+      </w:r>
+      <w:r>
+        <w:t xml:space="preserve"> the questions your professor uses, the situation becomes even more unethical. Now you are not just obtaining a textbook for free illegally, you also are giving yourself the ability to cheat in your class. One could argue that as long as you don’t actually use the answers to cheat on your exams, your actions do not become even more unethical. This is a reasonable claim to </w:t>
+      </w:r>
+      <w:r>
+        <w:t>make but</w:t>
+      </w:r>
+      <w:r>
+        <w:t xml:space="preserve"> is probably not the case for most people obtaining </w:t>
+      </w:r>
+      <w:r>
+        <w:lastRenderedPageBreak/>
+        <w:t>textbooks in this way. If you do intend to cheat though, that unquestionably makes your actions less ethical.</w:t>
+      </w:r>
+    </w:p>
+    <w:p>
+      <w:pPr>
+        <w:spacing w:line="480" w:lineRule="auto"/>
+        <w:rPr>
+          <w:u w:val="single"/>
+        </w:rPr>
+      </w:pPr>
+      <w:r>
         <w:rPr>
           <w:b/>
           <w:bCs/>
-          <w:u w:val="none"/>
         </w:rPr>
-        <w:t>Part 1</w:t>
-      </w:r>
-    </w:p>
-    <w:p>
-      <w:pPr>
-        <w:pStyle w:val="Normal"/>
-        <w:bidi w:val="0"/>
-        <w:spacing w:lineRule="auto" w:line="480"/>
-        <w:jc w:val="left"/>
+        <w:t>Part 2</w:t>
+      </w:r>
+    </w:p>
+    <w:p>
+      <w:pPr>
+        <w:pStyle w:val="ListParagraph"/>
+        <w:numPr>
+          <w:ilvl w:val="0"/>
+          <w:numId w:val="2"/>
+        </w:numPr>
+        <w:spacing w:line="480" w:lineRule="auto"/>
         <w:rPr>
           <w:u w:val="single"/>
         </w:rPr>
       </w:pPr>
       <w:r>
-        <w:rPr>
-          <w:u w:val="none"/>
-        </w:rPr>
-        <w:tab/>
-      </w:r>
-      <w:r>
-        <w:rPr>
-          <w:u w:val="none"/>
-        </w:rPr>
-        <w:t>The primary ethical issue with downloading a copy of a textbook for a class online instead of buying it is that this action is illegal in the USA. American copyright law dictates that the copying and redistributing (including through file downloads) of copyrighted material is a crime for both the distributor and the recipient. In addition to its legality, downloading a textbook like this is also unethical because it is a sort of theft from the textbook publisher and author. By choosing to obtain the textbook without paying, you are cheating both of these parties out of money that they are legally and ethically entitled to.</w:t>
-      </w:r>
-    </w:p>
-    <w:p>
-      <w:pPr>
-        <w:pStyle w:val="Normal"/>
-        <w:bidi w:val="0"/>
-        <w:spacing w:lineRule="auto" w:line="480"/>
-        <w:jc w:val="left"/>
+        <w:t>There would most likely not be any negative implications in this case. It does depend on what exactly the network scanning tool does in the first place and what the guidelines are at your location, but in many cases simply using a network scanning tool may not be considered inherently unethical. Alerting the owner of any issues could actually be considered an ethically positive action.</w:t>
+      </w:r>
+    </w:p>
+    <w:p>
+      <w:pPr>
+        <w:pStyle w:val="ListParagraph"/>
+        <w:numPr>
+          <w:ilvl w:val="0"/>
+          <w:numId w:val="2"/>
+        </w:numPr>
+        <w:spacing w:line="480" w:lineRule="auto"/>
         <w:rPr>
           <w:u w:val="single"/>
         </w:rPr>
       </w:pPr>
       <w:r>
-        <w:rPr>
-          <w:u w:val="none"/>
-        </w:rPr>
-        <w:tab/>
-      </w:r>
-      <w:r>
-        <w:rPr>
-          <w:u w:val="none"/>
-        </w:rPr>
-        <w:t xml:space="preserve">Now if the textbook is not found unintentionally and is instead sought for through a “free textbook” website, this makes the issue arguably even less ethical. If this website is known for illegally distributing copyrighted textbooks for free, and you go this website knowing this, then you lose any argument of ignorance in justifying your actions. You can no longer say “I thought I was buying the book legally.” </w:t>
-      </w:r>
-      <w:r>
-        <w:rPr>
-          <w:u w:val="none"/>
-        </w:rPr>
-        <w:t>And because</w:t>
-      </w:r>
-      <w:r>
-        <w:rPr>
-          <w:u w:val="none"/>
-        </w:rPr>
-        <w:t xml:space="preserve"> you knew that you were receiving the textbook for free, </w:t>
-      </w:r>
-      <w:r>
-        <w:rPr>
-          <w:u w:val="none"/>
-        </w:rPr>
-        <w:t xml:space="preserve">you are </w:t>
-      </w:r>
-      <w:r>
-        <w:rPr>
-          <w:u w:val="none"/>
-        </w:rPr>
-        <w:t>now even more responsible for the crime you committed.</w:t>
-      </w:r>
-    </w:p>
-    <w:p>
-      <w:pPr>
-        <w:pStyle w:val="Normal"/>
-        <w:bidi w:val="0"/>
-        <w:spacing w:lineRule="auto" w:line="480"/>
-        <w:jc w:val="left"/>
+        <w:t>This case has pretty much the same implications as the previous one. Telling an administrator would probably be considered the right thing to do as it allows the security team to be aware of and better defend against potential security threats.</w:t>
+      </w:r>
+    </w:p>
+    <w:p>
+      <w:pPr>
+        <w:pStyle w:val="ListParagraph"/>
+        <w:numPr>
+          <w:ilvl w:val="0"/>
+          <w:numId w:val="2"/>
+        </w:numPr>
+        <w:spacing w:line="480" w:lineRule="auto"/>
         <w:rPr>
           <w:u w:val="single"/>
         </w:rPr>
       </w:pPr>
       <w:r>
-        <w:rPr>
-          <w:u w:val="none"/>
-        </w:rPr>
-        <w:tab/>
-      </w:r>
-      <w:r>
-        <w:rPr>
-          <w:u w:val="none"/>
-        </w:rPr>
-        <w:t>In the case of the textbook containing all the answers, including to the questions your professor uses, the situation becomes even more unethical. Now you are not just obtaining a textbook for free illegally, you also are giving yourself the ability to cheat in your class. One could argue that as long as you don’t actually use the answers to cheat on your exams, your actions do not become even more unethical. This is a reasonable claim to make, but is probably not the case for most people obtaining textbooks in this way. If you do intend to cheat though, that unquestionably makes your actions less ethical.</w:t>
-      </w:r>
-    </w:p>
-    <w:p>
-      <w:pPr>
-        <w:pStyle w:val="Normal"/>
-        <w:bidi w:val="0"/>
-        <w:spacing w:lineRule="auto" w:line="480"/>
-        <w:jc w:val="left"/>
+        <w:t>This case may be considered unethical. It’s largely dependent on whether this is done with the owner’s knowledge or permission. If it is, then it would probably not be considered unethical as the action highlights the potential issues that could arise from the vulnerability. If this is done without the owner’s consent, however, that would at the very least be unwise and potentially unethical as well as the owner may misinterpret your actions as being something malicious.</w:t>
+      </w:r>
+    </w:p>
+    <w:p>
+      <w:pPr>
+        <w:pStyle w:val="ListParagraph"/>
+        <w:numPr>
+          <w:ilvl w:val="0"/>
+          <w:numId w:val="2"/>
+        </w:numPr>
+        <w:spacing w:line="480" w:lineRule="auto"/>
         <w:rPr>
           <w:u w:val="single"/>
         </w:rPr>
       </w:pPr>
       <w:r>
-        <w:rPr>
-          <w:b/>
-          <w:bCs/>
-          <w:u w:val="none"/>
-        </w:rPr>
-        <w:t>Part 2</w:t>
-      </w:r>
-    </w:p>
-    <w:p>
-      <w:pPr>
-        <w:pStyle w:val="Normal"/>
-        <w:bidi w:val="0"/>
-        <w:spacing w:lineRule="auto" w:line="480"/>
-        <w:jc w:val="left"/>
+        <w:t>This would almost certainly be considered unethical. While not an egregiously harmful action to take, not alerting the owner as to what your doing could lead to a misunderstanding resulting in negative impacts, as mentioned above. Additionally, if something goes wrong during this prank and damages the owner’s system, you would most likely be held liable for said damages and run the risk of being criminally charged.</w:t>
+      </w:r>
+    </w:p>
+    <w:p>
+      <w:pPr>
+        <w:pStyle w:val="ListParagraph"/>
+        <w:numPr>
+          <w:ilvl w:val="0"/>
+          <w:numId w:val="2"/>
+        </w:numPr>
+        <w:spacing w:line="480" w:lineRule="auto"/>
         <w:rPr>
           <w:u w:val="single"/>
         </w:rPr>
       </w:pPr>
       <w:r>
+        <w:t xml:space="preserve">This case is certainly unethical. Holding the owner’s system hostage as a means to </w:t>
+      </w:r>
+      <w:r>
+        <w:t xml:space="preserve">extract </w:t>
+      </w:r>
+      <w:r>
+        <w:t xml:space="preserve">money </w:t>
+      </w:r>
+      <w:r>
+        <w:t>from him is both unlawful and clearly immoral.</w:t>
+      </w:r>
+    </w:p>
+    <w:p>
+      <w:pPr>
+        <w:pStyle w:val="ListParagraph"/>
+        <w:numPr>
+          <w:ilvl w:val="0"/>
+          <w:numId w:val="2"/>
+        </w:numPr>
+        <w:spacing w:line="480" w:lineRule="auto"/>
         <w:rPr>
-          <w:b w:val="false"/>
-          <w:bCs w:val="false"/>
-          <w:u w:val="none"/>
+          <w:u w:val="single"/>
         </w:rPr>
-        <w:tab/>
+      </w:pPr>
+      <w:r>
+        <w:t xml:space="preserve">This case is definitely unethical, especially if any of the alterations to the system could potentially harm it. Even if these actions are done in a purely positive manner and truly do fix </w:t>
+      </w:r>
+      <w:r>
+        <w:lastRenderedPageBreak/>
+        <w:t>the vulnerabilities on the system, not alerting either the system’s owner or an admin holds you entirely responsible if something goes wrong. Additionally, the owner may interpret changes on his machine as having been done by a malicious source, which could cause a great deal of worry for him and anybody else involved. These actions would also almost certainly be considered illegal, making the situation even less ethical.</w:t>
       </w:r>
     </w:p>
     <w:sectPr>
-      <w:type w:val="nextPage"/>
       <w:pgSz w:w="12240" w:h="15840"/>
-      <w:pgMar w:left="1134" w:right="1134" w:gutter="0" w:header="0" w:top="1134" w:footer="0" w:bottom="1134"/>
-      <w:pgNumType w:fmt="decimal"/>
-      <w:formProt w:val="false"/>
-      <w:textDirection w:val="lrTb"/>
+      <w:pgMar w:top="1134" w:right="1134" w:bottom="1134" w:left="1134" w:header="0" w:footer="0" w:gutter="0"/>
+      <w:cols w:space="720"/>
+      <w:formProt w:val="0"/>
     </w:sectPr>
   </w:body>
 </w:document>
 </file>
 
+<file path=word/numbering.xml><?xml version="1.0" encoding="utf-8"?>
+<w:numbering xmlns:wpc="http://schemas.microsoft.com/office/word/2010/wordprocessingCanvas" xmlns:cx="http://schemas.microsoft.com/office/drawing/2014/chartex" xmlns:cx1="http://schemas.microsoft.com/office/drawing/2015/9/8/chartex" xmlns:cx2="http://schemas.microsoft.com/office/drawing/2015/10/21/chartex" xmlns:cx3="http://schemas.microsoft.com/office/drawing/2016/5/9/chartex" xmlns:cx4="http://schemas.microsoft.com/office/drawing/2016/5/10/chartex" xmlns:cx5="http://schemas.microsoft.com/office/drawing/2016/5/11/chartex" xmlns:cx6="http://schemas.microsoft.com/office/drawing/2016/5/12/chartex" xmlns:cx7="http://schemas.microsoft.com/office/drawing/2016/5/13/chartex" xmlns:cx8="http://schemas.microsoft.com/office/drawing/2016/5/14/chartex" xmlns:mc="http://schemas.openxmlformats.org/markup-compatibility/2006" xmlns:aink="http://schemas.microsoft.com/office/drawing/2016/ink" xmlns:am3d="http://schemas.microsoft.com/office/drawing/2017/model3d" xmlns:o="urn:schemas-microsoft-com:office:office" xmlns:oel="http://schemas.microsoft.com/office/2019/extlst" xmlns:r="http://schemas.openxmlformats.org/officeDocument/2006/relationships" xmlns:m="http://schemas.openxmlformats.org/officeDocument/2006/math" xmlns:v="urn:schemas-microsoft-com:vml" xmlns:wp14="http://schemas.microsoft.com/office/word/2010/wordprocessingDrawing" xmlns:wp="http://schemas.openxmlformats.org/drawingml/2006/wordprocessingDrawing" xmlns:w10="urn:schemas-microsoft-com:office:word" xmlns:w="http://schemas.openxmlformats.org/wordprocessingml/2006/main" xmlns:w14="http://schemas.microsoft.com/office/word/2010/wordml" xmlns:w15="http://schemas.microsoft.com/office/word/2012/wordml" xmlns:w16cex="http://schemas.microsoft.com/office/word/2018/wordml/cex" xmlns:w16cid="http://schemas.microsoft.com/office/word/2016/wordml/cid" xmlns:w16="http://schemas.microsoft.com/office/word/2018/wordml" xmlns:w16du="http://schemas.microsoft.com/office/word/2023/wordml/word16du" xmlns:w16sdtdh="http://schemas.microsoft.com/office/word/2020/wordml/sdtdatahash" xmlns:w16sdtfl="http://schemas.microsoft.com/office/word/2024/wordml/sdtformatlock" xmlns:w16se="http://schemas.microsoft.com/office/word/2015/wordml/symex" xmlns:wpg="http://schemas.microsoft.com/office/word/2010/wordprocessingGroup" xmlns:wpi="http://schemas.microsoft.com/office/word/2010/wordprocessingInk" xmlns:wne="http://schemas.microsoft.com/office/word/2006/wordml" xmlns:wps="http://schemas.microsoft.com/office/word/2010/wordprocessingShape" mc:Ignorable="w14 w15 w16se w16cid w16 w16cex w16sdtdh w16sdtfl w16du wp14">
+  <w:abstractNum w:abstractNumId="0" w15:restartNumberingAfterBreak="0">
+    <w:nsid w:val="110770C5"/>
+    <w:multiLevelType w:val="hybridMultilevel"/>
+    <w:tmpl w:val="07C42764"/>
+    <w:lvl w:ilvl="0" w:tplc="04090019">
+      <w:start w:val="1"/>
+      <w:numFmt w:val="lowerLetter"/>
+      <w:lvlText w:val="%1."/>
+      <w:lvlJc w:val="left"/>
+      <w:pPr>
+        <w:ind w:left="720" w:hanging="360"/>
+      </w:pPr>
+      <w:rPr>
+        <w:rFonts w:hint="default"/>
+      </w:rPr>
+    </w:lvl>
+    <w:lvl w:ilvl="1" w:tplc="04090019" w:tentative="1">
+      <w:start w:val="1"/>
+      <w:numFmt w:val="lowerLetter"/>
+      <w:lvlText w:val="%2."/>
+      <w:lvlJc w:val="left"/>
+      <w:pPr>
+        <w:ind w:left="1440" w:hanging="360"/>
+      </w:pPr>
+    </w:lvl>
+    <w:lvl w:ilvl="2" w:tplc="0409001B" w:tentative="1">
+      <w:start w:val="1"/>
+      <w:numFmt w:val="lowerRoman"/>
+      <w:lvlText w:val="%3."/>
+      <w:lvlJc w:val="right"/>
+      <w:pPr>
+        <w:ind w:left="2160" w:hanging="180"/>
+      </w:pPr>
+    </w:lvl>
+    <w:lvl w:ilvl="3" w:tplc="0409000F" w:tentative="1">
+      <w:start w:val="1"/>
+      <w:numFmt w:val="decimal"/>
+      <w:lvlText w:val="%4."/>
+      <w:lvlJc w:val="left"/>
+      <w:pPr>
+        <w:ind w:left="2880" w:hanging="360"/>
+      </w:pPr>
+    </w:lvl>
+    <w:lvl w:ilvl="4" w:tplc="04090019" w:tentative="1">
+      <w:start w:val="1"/>
+      <w:numFmt w:val="lowerLetter"/>
+      <w:lvlText w:val="%5."/>
+      <w:lvlJc w:val="left"/>
+      <w:pPr>
+        <w:ind w:left="3600" w:hanging="360"/>
+      </w:pPr>
+    </w:lvl>
+    <w:lvl w:ilvl="5" w:tplc="0409001B" w:tentative="1">
+      <w:start w:val="1"/>
+      <w:numFmt w:val="lowerRoman"/>
+      <w:lvlText w:val="%6."/>
+      <w:lvlJc w:val="right"/>
+      <w:pPr>
+        <w:ind w:left="4320" w:hanging="180"/>
+      </w:pPr>
+    </w:lvl>
+    <w:lvl w:ilvl="6" w:tplc="0409000F" w:tentative="1">
+      <w:start w:val="1"/>
+      <w:numFmt w:val="decimal"/>
+      <w:lvlText w:val="%7."/>
+      <w:lvlJc w:val="left"/>
+      <w:pPr>
+        <w:ind w:left="5040" w:hanging="360"/>
+      </w:pPr>
+    </w:lvl>
+    <w:lvl w:ilvl="7" w:tplc="04090019" w:tentative="1">
+      <w:start w:val="1"/>
+      <w:numFmt w:val="lowerLetter"/>
+      <w:lvlText w:val="%8."/>
+      <w:lvlJc w:val="left"/>
+      <w:pPr>
+        <w:ind w:left="5760" w:hanging="360"/>
+      </w:pPr>
+    </w:lvl>
+    <w:lvl w:ilvl="8" w:tplc="0409001B" w:tentative="1">
+      <w:start w:val="1"/>
+      <w:numFmt w:val="lowerRoman"/>
+      <w:lvlText w:val="%9."/>
+      <w:lvlJc w:val="right"/>
+      <w:pPr>
+        <w:ind w:left="6480" w:hanging="180"/>
+      </w:pPr>
+    </w:lvl>
+  </w:abstractNum>
+  <w:abstractNum w:abstractNumId="1" w15:restartNumberingAfterBreak="0">
+    <w:nsid w:val="4D6D1402"/>
+    <w:multiLevelType w:val="hybridMultilevel"/>
+    <w:tmpl w:val="65F011FC"/>
+    <w:lvl w:ilvl="0" w:tplc="04090017">
+      <w:start w:val="1"/>
+      <w:numFmt w:val="lowerLetter"/>
+      <w:lvlText w:val="%1)"/>
+      <w:lvlJc w:val="left"/>
+      <w:pPr>
+        <w:ind w:left="720" w:hanging="360"/>
+      </w:pPr>
+      <w:rPr>
+        <w:rFonts w:hint="default"/>
+        <w:u w:val="none"/>
+      </w:rPr>
+    </w:lvl>
+    <w:lvl w:ilvl="1" w:tplc="04090019" w:tentative="1">
+      <w:start w:val="1"/>
+      <w:numFmt w:val="lowerLetter"/>
+      <w:lvlText w:val="%2."/>
+      <w:lvlJc w:val="left"/>
+      <w:pPr>
+        <w:ind w:left="1440" w:hanging="360"/>
+      </w:pPr>
+    </w:lvl>
+    <w:lvl w:ilvl="2" w:tplc="0409001B" w:tentative="1">
+      <w:start w:val="1"/>
+      <w:numFmt w:val="lowerRoman"/>
+      <w:lvlText w:val="%3."/>
+      <w:lvlJc w:val="right"/>
+      <w:pPr>
+        <w:ind w:left="2160" w:hanging="180"/>
+      </w:pPr>
+    </w:lvl>
+    <w:lvl w:ilvl="3" w:tplc="0409000F" w:tentative="1">
+      <w:start w:val="1"/>
+      <w:numFmt w:val="decimal"/>
+      <w:lvlText w:val="%4."/>
+      <w:lvlJc w:val="left"/>
+      <w:pPr>
+        <w:ind w:left="2880" w:hanging="360"/>
+      </w:pPr>
+    </w:lvl>
+    <w:lvl w:ilvl="4" w:tplc="04090019" w:tentative="1">
+      <w:start w:val="1"/>
+      <w:numFmt w:val="lowerLetter"/>
+      <w:lvlText w:val="%5."/>
+      <w:lvlJc w:val="left"/>
+      <w:pPr>
+        <w:ind w:left="3600" w:hanging="360"/>
+      </w:pPr>
+    </w:lvl>
+    <w:lvl w:ilvl="5" w:tplc="0409001B" w:tentative="1">
+      <w:start w:val="1"/>
+      <w:numFmt w:val="lowerRoman"/>
+      <w:lvlText w:val="%6."/>
+      <w:lvlJc w:val="right"/>
+      <w:pPr>
+        <w:ind w:left="4320" w:hanging="180"/>
+      </w:pPr>
+    </w:lvl>
+    <w:lvl w:ilvl="6" w:tplc="0409000F" w:tentative="1">
+      <w:start w:val="1"/>
+      <w:numFmt w:val="decimal"/>
+      <w:lvlText w:val="%7."/>
+      <w:lvlJc w:val="left"/>
+      <w:pPr>
+        <w:ind w:left="5040" w:hanging="360"/>
+      </w:pPr>
+    </w:lvl>
+    <w:lvl w:ilvl="7" w:tplc="04090019" w:tentative="1">
+      <w:start w:val="1"/>
+      <w:numFmt w:val="lowerLetter"/>
+      <w:lvlText w:val="%8."/>
+      <w:lvlJc w:val="left"/>
+      <w:pPr>
+        <w:ind w:left="5760" w:hanging="360"/>
+      </w:pPr>
+    </w:lvl>
+    <w:lvl w:ilvl="8" w:tplc="0409001B" w:tentative="1">
+      <w:start w:val="1"/>
+      <w:numFmt w:val="lowerRoman"/>
+      <w:lvlText w:val="%9."/>
+      <w:lvlJc w:val="right"/>
+      <w:pPr>
+        <w:ind w:left="6480" w:hanging="180"/>
+      </w:pPr>
+    </w:lvl>
+  </w:abstractNum>
+  <w:num w:numId="1" w16cid:durableId="1471440436">
+    <w:abstractNumId w:val="1"/>
+  </w:num>
+  <w:num w:numId="2" w16cid:durableId="1531727049">
+    <w:abstractNumId w:val="0"/>
+  </w:num>
+</w:numbering>
+</file>
+
 <file path=word/styles.xml><?xml version="1.0" encoding="utf-8"?>
-<w:styles xmlns:w="http://schemas.openxmlformats.org/wordprocessingml/2006/main" xmlns:w14="http://schemas.microsoft.com/office/word/2010/wordml" xmlns:mc="http://schemas.openxmlformats.org/markup-compatibility/2006" mc:Ignorable="w14">
+<w:styles xmlns:mc="http://schemas.openxmlformats.org/markup-compatibility/2006" xmlns:r="http://schemas.openxmlformats.org/officeDocument/2006/relationships" xmlns:w="http://schemas.openxmlformats.org/wordprocessingml/2006/main" xmlns:w14="http://schemas.microsoft.com/office/word/2010/wordml" xmlns:w15="http://schemas.microsoft.com/office/word/2012/wordml" xmlns:w16cex="http://schemas.microsoft.com/office/word/2018/wordml/cex" xmlns:w16cid="http://schemas.microsoft.com/office/word/2016/wordml/cid" xmlns:w16="http://schemas.microsoft.com/office/word/2018/wordml" xmlns:w16du="http://schemas.microsoft.com/office/word/2023/wordml/word16du" xmlns:w16sdtdh="http://schemas.microsoft.com/office/word/2020/wordml/sdtdatahash" xmlns:w16sdtfl="http://schemas.microsoft.com/office/word/2024/wordml/sdtformatlock" xmlns:w16se="http://schemas.microsoft.com/office/word/2015/wordml/symex" mc:Ignorable="w14 w15 w16se w16cid w16 w16cex w16sdtdh w16sdtfl w16du">
   <w:docDefaults>
     <w:rPrDefault>
       <w:rPr>
-        <w:rFonts w:ascii="Liberation Serif" w:hAnsi="Liberation Serif" w:eastAsia="Noto Serif CJK SC" w:cs="Noto Sans Devanagari"/>
+        <w:rFonts w:ascii="Liberation Serif" w:eastAsia="Noto Serif CJK SC" w:hAnsi="Liberation Serif" w:cs="Noto Sans Devanagari"/>
         <w:kern w:val="2"/>
         <w:sz w:val="24"/>
         <w:szCs w:val="24"/>
@@ -271,216 +454,587 @@
     </w:rPrDefault>
     <w:pPrDefault>
       <w:pPr>
-        <w:widowControl/>
-        <w:suppressAutoHyphens w:val="true"/>
+        <w:suppressAutoHyphens/>
       </w:pPr>
     </w:pPrDefault>
   </w:docDefaults>
-  <w:style w:type="paragraph" w:styleId="Normal">
+  <w:latentStyles w:defLockedState="0" w:defUIPriority="99" w:defSemiHidden="0" w:defUnhideWhenUsed="0" w:defQFormat="0" w:count="376">
+    <w:lsdException w:name="Normal" w:uiPriority="0" w:qFormat="1"/>
+    <w:lsdException w:name="heading 1" w:uiPriority="9" w:qFormat="1"/>
+    <w:lsdException w:name="heading 2" w:semiHidden="1" w:uiPriority="9" w:unhideWhenUsed="1" w:qFormat="1"/>
+    <w:lsdException w:name="heading 3" w:semiHidden="1" w:uiPriority="9" w:unhideWhenUsed="1" w:qFormat="1"/>
+    <w:lsdException w:name="heading 4" w:semiHidden="1" w:uiPriority="9" w:unhideWhenUsed="1" w:qFormat="1"/>
+    <w:lsdException w:name="heading 5" w:semiHidden="1" w:uiPriority="9" w:unhideWhenUsed="1" w:qFormat="1"/>
+    <w:lsdException w:name="heading 6" w:semiHidden="1" w:uiPriority="9" w:unhideWhenUsed="1" w:qFormat="1"/>
+    <w:lsdException w:name="heading 7" w:semiHidden="1" w:uiPriority="9" w:unhideWhenUsed="1" w:qFormat="1"/>
+    <w:lsdException w:name="heading 8" w:semiHidden="1" w:uiPriority="9" w:unhideWhenUsed="1" w:qFormat="1"/>
+    <w:lsdException w:name="heading 9" w:semiHidden="1" w:uiPriority="9" w:unhideWhenUsed="1" w:qFormat="1"/>
+    <w:lsdException w:name="index 1" w:semiHidden="1" w:unhideWhenUsed="1"/>
+    <w:lsdException w:name="index 2" w:semiHidden="1" w:unhideWhenUsed="1"/>
+    <w:lsdException w:name="index 3" w:semiHidden="1" w:unhideWhenUsed="1"/>
+    <w:lsdException w:name="index 4" w:semiHidden="1" w:unhideWhenUsed="1"/>
+    <w:lsdException w:name="index 5" w:semiHidden="1" w:unhideWhenUsed="1"/>
+    <w:lsdException w:name="index 6" w:semiHidden="1" w:unhideWhenUsed="1"/>
+    <w:lsdException w:name="index 7" w:semiHidden="1" w:unhideWhenUsed="1"/>
+    <w:lsdException w:name="index 8" w:semiHidden="1" w:unhideWhenUsed="1"/>
+    <w:lsdException w:name="index 9" w:semiHidden="1" w:unhideWhenUsed="1"/>
+    <w:lsdException w:name="toc 1" w:semiHidden="1" w:uiPriority="39" w:unhideWhenUsed="1"/>
+    <w:lsdException w:name="toc 2" w:semiHidden="1" w:uiPriority="39" w:unhideWhenUsed="1"/>
+    <w:lsdException w:name="toc 3" w:semiHidden="1" w:uiPriority="39" w:unhideWhenUsed="1"/>
+    <w:lsdException w:name="toc 4" w:semiHidden="1" w:uiPriority="39" w:unhideWhenUsed="1"/>
+    <w:lsdException w:name="toc 5" w:semiHidden="1" w:uiPriority="39" w:unhideWhenUsed="1"/>
+    <w:lsdException w:name="toc 6" w:semiHidden="1" w:uiPriority="39" w:unhideWhenUsed="1"/>
+    <w:lsdException w:name="toc 7" w:semiHidden="1" w:uiPriority="39" w:unhideWhenUsed="1"/>
+    <w:lsdException w:name="toc 8" w:semiHidden="1" w:uiPriority="39" w:unhideWhenUsed="1"/>
+    <w:lsdException w:name="toc 9" w:semiHidden="1" w:uiPriority="39" w:unhideWhenUsed="1"/>
+    <w:lsdException w:name="Normal Indent" w:semiHidden="1" w:unhideWhenUsed="1"/>
+    <w:lsdException w:name="footnote text" w:semiHidden="1" w:unhideWhenUsed="1"/>
+    <w:lsdException w:name="annotation text" w:semiHidden="1" w:unhideWhenUsed="1"/>
+    <w:lsdException w:name="header" w:semiHidden="1" w:unhideWhenUsed="1"/>
+    <w:lsdException w:name="footer" w:semiHidden="1" w:unhideWhenUsed="1"/>
+    <w:lsdException w:name="index heading" w:semiHidden="1" w:unhideWhenUsed="1"/>
+    <w:lsdException w:name="caption" w:semiHidden="1" w:uiPriority="35" w:unhideWhenUsed="1" w:qFormat="1"/>
+    <w:lsdException w:name="table of figures" w:semiHidden="1" w:unhideWhenUsed="1"/>
+    <w:lsdException w:name="envelope address" w:semiHidden="1" w:unhideWhenUsed="1"/>
+    <w:lsdException w:name="envelope return" w:semiHidden="1" w:unhideWhenUsed="1"/>
+    <w:lsdException w:name="footnote reference" w:semiHidden="1" w:unhideWhenUsed="1"/>
+    <w:lsdException w:name="annotation reference" w:semiHidden="1" w:unhideWhenUsed="1"/>
+    <w:lsdException w:name="line number" w:semiHidden="1" w:unhideWhenUsed="1"/>
+    <w:lsdException w:name="page number" w:semiHidden="1" w:unhideWhenUsed="1"/>
+    <w:lsdException w:name="endnote reference" w:semiHidden="1" w:unhideWhenUsed="1"/>
+    <w:lsdException w:name="endnote text" w:semiHidden="1" w:unhideWhenUsed="1"/>
+    <w:lsdException w:name="table of authorities" w:semiHidden="1" w:unhideWhenUsed="1"/>
+    <w:lsdException w:name="macro" w:semiHidden="1" w:unhideWhenUsed="1"/>
+    <w:lsdException w:name="toa heading" w:semiHidden="1" w:unhideWhenUsed="1"/>
+    <w:lsdException w:name="List" w:semiHidden="1" w:unhideWhenUsed="1"/>
+    <w:lsdException w:name="List Bullet" w:semiHidden="1" w:unhideWhenUsed="1"/>
+    <w:lsdException w:name="List Number" w:semiHidden="1" w:unhideWhenUsed="1"/>
+    <w:lsdException w:name="List 2" w:semiHidden="1" w:unhideWhenUsed="1"/>
+    <w:lsdException w:name="List 3" w:semiHidden="1" w:unhideWhenUsed="1"/>
+    <w:lsdException w:name="List 4" w:semiHidden="1" w:unhideWhenUsed="1"/>
+    <w:lsdException w:name="List 5" w:semiHidden="1" w:unhideWhenUsed="1"/>
+    <w:lsdException w:name="List Bullet 2" w:semiHidden="1" w:unhideWhenUsed="1"/>
+    <w:lsdException w:name="List Bullet 3" w:semiHidden="1" w:unhideWhenUsed="1"/>
+    <w:lsdException w:name="List Bullet 4" w:semiHidden="1" w:unhideWhenUsed="1"/>
+    <w:lsdException w:name="List Bullet 5" w:semiHidden="1" w:unhideWhenUsed="1"/>
+    <w:lsdException w:name="List Number 2" w:semiHidden="1" w:unhideWhenUsed="1"/>
+    <w:lsdException w:name="List Number 3" w:semiHidden="1" w:unhideWhenUsed="1"/>
+    <w:lsdException w:name="List Number 4" w:semiHidden="1" w:unhideWhenUsed="1"/>
+    <w:lsdException w:name="List Number 5" w:semiHidden="1" w:unhideWhenUsed="1"/>
+    <w:lsdException w:name="Title" w:uiPriority="10" w:qFormat="1"/>
+    <w:lsdException w:name="Closing" w:semiHidden="1" w:unhideWhenUsed="1"/>
+    <w:lsdException w:name="Signature" w:semiHidden="1" w:unhideWhenUsed="1"/>
+    <w:lsdException w:name="Default Paragraph Font" w:semiHidden="1" w:uiPriority="1" w:unhideWhenUsed="1"/>
+    <w:lsdException w:name="Body Text" w:semiHidden="1" w:unhideWhenUsed="1"/>
+    <w:lsdException w:name="Body Text Indent" w:semiHidden="1" w:unhideWhenUsed="1"/>
+    <w:lsdException w:name="List Continue" w:semiHidden="1" w:unhideWhenUsed="1"/>
+    <w:lsdException w:name="List Continue 2" w:semiHidden="1" w:unhideWhenUsed="1"/>
+    <w:lsdException w:name="List Continue 3" w:semiHidden="1" w:unhideWhenUsed="1"/>
+    <w:lsdException w:name="List Continue 4" w:semiHidden="1" w:unhideWhenUsed="1"/>
+    <w:lsdException w:name="List Continue 5" w:semiHidden="1" w:unhideWhenUsed="1"/>
+    <w:lsdException w:name="Message Header" w:semiHidden="1" w:unhideWhenUsed="1"/>
+    <w:lsdException w:name="Subtitle" w:uiPriority="11" w:qFormat="1"/>
+    <w:lsdException w:name="Salutation" w:semiHidden="1" w:unhideWhenUsed="1"/>
+    <w:lsdException w:name="Date" w:semiHidden="1" w:unhideWhenUsed="1"/>
+    <w:lsdException w:name="Body Text First Indent" w:semiHidden="1" w:unhideWhenUsed="1"/>
+    <w:lsdException w:name="Body Text First Indent 2" w:semiHidden="1" w:unhideWhenUsed="1"/>
+    <w:lsdException w:name="Note Heading" w:semiHidden="1" w:unhideWhenUsed="1"/>
+    <w:lsdException w:name="Body Text 2" w:semiHidden="1" w:unhideWhenUsed="1"/>
+    <w:lsdException w:name="Body Text 3" w:semiHidden="1" w:unhideWhenUsed="1"/>
+    <w:lsdException w:name="Body Text Indent 2" w:semiHidden="1" w:unhideWhenUsed="1"/>
+    <w:lsdException w:name="Body Text Indent 3" w:semiHidden="1" w:unhideWhenUsed="1"/>
+    <w:lsdException w:name="Block Text" w:semiHidden="1" w:unhideWhenUsed="1"/>
+    <w:lsdException w:name="Hyperlink" w:semiHidden="1" w:unhideWhenUsed="1"/>
+    <w:lsdException w:name="FollowedHyperlink" w:semiHidden="1" w:unhideWhenUsed="1"/>
+    <w:lsdException w:name="Strong" w:uiPriority="22" w:qFormat="1"/>
+    <w:lsdException w:name="Emphasis" w:uiPriority="20" w:qFormat="1"/>
+    <w:lsdException w:name="Document Map" w:semiHidden="1" w:unhideWhenUsed="1"/>
+    <w:lsdException w:name="Plain Text" w:semiHidden="1" w:unhideWhenUsed="1"/>
+    <w:lsdException w:name="E-mail Signature" w:semiHidden="1" w:unhideWhenUsed="1"/>
+    <w:lsdException w:name="HTML Top of Form" w:semiHidden="1" w:unhideWhenUsed="1"/>
+    <w:lsdException w:name="HTML Bottom of Form" w:semiHidden="1" w:unhideWhenUsed="1"/>
+    <w:lsdException w:name="Normal (Web)" w:semiHidden="1" w:unhideWhenUsed="1"/>
+    <w:lsdException w:name="HTML Acronym" w:semiHidden="1" w:unhideWhenUsed="1"/>
+    <w:lsdException w:name="HTML Address" w:semiHidden="1" w:unhideWhenUsed="1"/>
+    <w:lsdException w:name="HTML Cite" w:semiHidden="1" w:unhideWhenUsed="1"/>
+    <w:lsdException w:name="HTML Code" w:semiHidden="1" w:unhideWhenUsed="1"/>
+    <w:lsdException w:name="HTML Definition" w:semiHidden="1" w:unhideWhenUsed="1"/>
+    <w:lsdException w:name="HTML Keyboard" w:semiHidden="1" w:unhideWhenUsed="1"/>
+    <w:lsdException w:name="HTML Preformatted" w:semiHidden="1" w:unhideWhenUsed="1"/>
+    <w:lsdException w:name="HTML Sample" w:semiHidden="1" w:unhideWhenUsed="1"/>
+    <w:lsdException w:name="HTML Typewriter" w:semiHidden="1" w:unhideWhenUsed="1"/>
+    <w:lsdException w:name="HTML Variable" w:semiHidden="1" w:unhideWhenUsed="1"/>
+    <w:lsdException w:name="Normal Table" w:semiHidden="1" w:unhideWhenUsed="1"/>
+    <w:lsdException w:name="annotation subject" w:semiHidden="1" w:unhideWhenUsed="1"/>
+    <w:lsdException w:name="No List" w:semiHidden="1" w:unhideWhenUsed="1"/>
+    <w:lsdException w:name="Outline List 1" w:semiHidden="1" w:unhideWhenUsed="1"/>
+    <w:lsdException w:name="Outline List 2" w:semiHidden="1" w:unhideWhenUsed="1"/>
+    <w:lsdException w:name="Outline List 3" w:semiHidden="1" w:unhideWhenUsed="1"/>
+    <w:lsdException w:name="Table Simple 1" w:semiHidden="1" w:unhideWhenUsed="1"/>
+    <w:lsdException w:name="Table Simple 2" w:semiHidden="1" w:unhideWhenUsed="1"/>
+    <w:lsdException w:name="Table Simple 3" w:semiHidden="1" w:unhideWhenUsed="1"/>
+    <w:lsdException w:name="Table Classic 1" w:semiHidden="1" w:unhideWhenUsed="1"/>
+    <w:lsdException w:name="Table Classic 2" w:semiHidden="1" w:unhideWhenUsed="1"/>
+    <w:lsdException w:name="Table Classic 3" w:semiHidden="1" w:unhideWhenUsed="1"/>
+    <w:lsdException w:name="Table Classic 4" w:semiHidden="1" w:unhideWhenUsed="1"/>
+    <w:lsdException w:name="Table Colorful 1" w:semiHidden="1" w:unhideWhenUsed="1"/>
+    <w:lsdException w:name="Table Colorful 2" w:semiHidden="1" w:unhideWhenUsed="1"/>
+    <w:lsdException w:name="Table Colorful 3" w:semiHidden="1" w:unhideWhenUsed="1"/>
+    <w:lsdException w:name="Table Columns 1" w:semiHidden="1" w:unhideWhenUsed="1"/>
+    <w:lsdException w:name="Table Columns 2" w:semiHidden="1" w:unhideWhenUsed="1"/>
+    <w:lsdException w:name="Table Columns 3" w:semiHidden="1" w:unhideWhenUsed="1"/>
+    <w:lsdException w:name="Table Columns 4" w:semiHidden="1" w:unhideWhenUsed="1"/>
+    <w:lsdException w:name="Table Columns 5" w:semiHidden="1" w:unhideWhenUsed="1"/>
+    <w:lsdException w:name="Table Grid 1" w:semiHidden="1" w:unhideWhenUsed="1"/>
+    <w:lsdException w:name="Table Grid 2" w:semiHidden="1" w:unhideWhenUsed="1"/>
+    <w:lsdException w:name="Table Grid 3" w:semiHidden="1" w:unhideWhenUsed="1"/>
+    <w:lsdException w:name="Table Grid 4" w:semiHidden="1" w:unhideWhenUsed="1"/>
+    <w:lsdException w:name="Table Grid 5" w:semiHidden="1" w:unhideWhenUsed="1"/>
+    <w:lsdException w:name="Table Grid 6" w:semiHidden="1" w:unhideWhenUsed="1"/>
+    <w:lsdException w:name="Table Grid 7" w:semiHidden="1" w:unhideWhenUsed="1"/>
+    <w:lsdException w:name="Table Grid 8" w:semiHidden="1" w:unhideWhenUsed="1"/>
+    <w:lsdException w:name="Table List 1" w:semiHidden="1" w:unhideWhenUsed="1"/>
+    <w:lsdException w:name="Table List 2" w:semiHidden="1" w:unhideWhenUsed="1"/>
+    <w:lsdException w:name="Table List 3" w:semiHidden="1" w:unhideWhenUsed="1"/>
+    <w:lsdException w:name="Table List 4" w:semiHidden="1" w:unhideWhenUsed="1"/>
+    <w:lsdException w:name="Table List 5" w:semiHidden="1" w:unhideWhenUsed="1"/>
+    <w:lsdException w:name="Table List 6" w:semiHidden="1" w:unhideWhenUsed="1"/>
+    <w:lsdException w:name="Table List 7" w:semiHidden="1" w:unhideWhenUsed="1"/>
+    <w:lsdException w:name="Table List 8" w:semiHidden="1" w:unhideWhenUsed="1"/>
+    <w:lsdException w:name="Table 3D effects 1" w:semiHidden="1" w:unhideWhenUsed="1"/>
+    <w:lsdException w:name="Table 3D effects 2" w:semiHidden="1" w:unhideWhenUsed="1"/>
+    <w:lsdException w:name="Table 3D effects 3" w:semiHidden="1" w:unhideWhenUsed="1"/>
+    <w:lsdException w:name="Table Contemporary" w:semiHidden="1" w:unhideWhenUsed="1"/>
+    <w:lsdException w:name="Table Elegant" w:semiHidden="1" w:unhideWhenUsed="1"/>
+    <w:lsdException w:name="Table Professional" w:semiHidden="1" w:unhideWhenUsed="1"/>
+    <w:lsdException w:name="Table Subtle 1" w:semiHidden="1" w:unhideWhenUsed="1"/>
+    <w:lsdException w:name="Table Subtle 2" w:semiHidden="1" w:unhideWhenUsed="1"/>
+    <w:lsdException w:name="Table Web 1" w:semiHidden="1" w:unhideWhenUsed="1"/>
+    <w:lsdException w:name="Table Web 2" w:semiHidden="1" w:unhideWhenUsed="1"/>
+    <w:lsdException w:name="Table Web 3" w:semiHidden="1" w:unhideWhenUsed="1"/>
+    <w:lsdException w:name="Balloon Text" w:semiHidden="1" w:unhideWhenUsed="1"/>
+    <w:lsdException w:name="Table Grid" w:uiPriority="39"/>
+    <w:lsdException w:name="Table Theme" w:semiHidden="1" w:unhideWhenUsed="1"/>
+    <w:lsdException w:name="Placeholder Text" w:semiHidden="1"/>
+    <w:lsdException w:name="No Spacing" w:uiPriority="1" w:qFormat="1"/>
+    <w:lsdException w:name="Light Shading" w:uiPriority="60"/>
+    <w:lsdException w:name="Light List" w:uiPriority="61"/>
+    <w:lsdException w:name="Light Grid" w:uiPriority="62"/>
+    <w:lsdException w:name="Medium Shading 1" w:uiPriority="63"/>
+    <w:lsdException w:name="Medium Shading 2" w:uiPriority="64"/>
+    <w:lsdException w:name="Medium List 1" w:uiPriority="65"/>
+    <w:lsdException w:name="Medium List 2" w:uiPriority="66"/>
+    <w:lsdException w:name="Medium Grid 1" w:uiPriority="67"/>
+    <w:lsdException w:name="Medium Grid 2" w:uiPriority="68"/>
+    <w:lsdException w:name="Medium Grid 3" w:uiPriority="69"/>
+    <w:lsdException w:name="Dark List" w:uiPriority="70"/>
+    <w:lsdException w:name="Colorful Shading" w:uiPriority="71"/>
+    <w:lsdException w:name="Colorful List" w:uiPriority="72"/>
+    <w:lsdException w:name="Colorful Grid" w:uiPriority="73"/>
+    <w:lsdException w:name="Light Shading Accent 1" w:uiPriority="60"/>
+    <w:lsdException w:name="Light List Accent 1" w:uiPriority="61"/>
+    <w:lsdException w:name="Light Grid Accent 1" w:uiPriority="62"/>
+    <w:lsdException w:name="Medium Shading 1 Accent 1" w:uiPriority="63"/>
+    <w:lsdException w:name="Medium Shading 2 Accent 1" w:uiPriority="64"/>
+    <w:lsdException w:name="Medium List 1 Accent 1" w:uiPriority="65"/>
+    <w:lsdException w:name="Revision" w:semiHidden="1"/>
+    <w:lsdException w:name="List Paragraph" w:uiPriority="34" w:qFormat="1"/>
+    <w:lsdException w:name="Quote" w:uiPriority="29" w:qFormat="1"/>
+    <w:lsdException w:name="Intense Quote" w:uiPriority="30" w:qFormat="1"/>
+    <w:lsdException w:name="Medium List 2 Accent 1" w:uiPriority="66"/>
+    <w:lsdException w:name="Medium Grid 1 Accent 1" w:uiPriority="67"/>
+    <w:lsdException w:name="Medium Grid 2 Accent 1" w:uiPriority="68"/>
+    <w:lsdException w:name="Medium Grid 3 Accent 1" w:uiPriority="69"/>
+    <w:lsdException w:name="Dark List Accent 1" w:uiPriority="70"/>
+    <w:lsdException w:name="Colorful Shading Accent 1" w:uiPriority="71"/>
+    <w:lsdException w:name="Colorful List Accent 1" w:uiPriority="72"/>
+    <w:lsdException w:name="Colorful Grid Accent 1" w:uiPriority="73"/>
+    <w:lsdException w:name="Light Shading Accent 2" w:uiPriority="60"/>
+    <w:lsdException w:name="Light List Accent 2" w:uiPriority="61"/>
+    <w:lsdException w:name="Light Grid Accent 2" w:uiPriority="62"/>
+    <w:lsdException w:name="Medium Shading 1 Accent 2" w:uiPriority="63"/>
+    <w:lsdException w:name="Medium Shading 2 Accent 2" w:uiPriority="64"/>
+    <w:lsdException w:name="Medium List 1 Accent 2" w:uiPriority="65"/>
+    <w:lsdException w:name="Medium List 2 Accent 2" w:uiPriority="66"/>
+    <w:lsdException w:name="Medium Grid 1 Accent 2" w:uiPriority="67"/>
+    <w:lsdException w:name="Medium Grid 2 Accent 2" w:uiPriority="68"/>
+    <w:lsdException w:name="Medium Grid 3 Accent 2" w:uiPriority="69"/>
+    <w:lsdException w:name="Dark List Accent 2" w:uiPriority="70"/>
+    <w:lsdException w:name="Colorful Shading Accent 2" w:uiPriority="71"/>
+    <w:lsdException w:name="Colorful List Accent 2" w:uiPriority="72"/>
+    <w:lsdException w:name="Colorful Grid Accent 2" w:uiPriority="73"/>
+    <w:lsdException w:name="Light Shading Accent 3" w:uiPriority="60"/>
+    <w:lsdException w:name="Light List Accent 3" w:uiPriority="61"/>
+    <w:lsdException w:name="Light Grid Accent 3" w:uiPriority="62"/>
+    <w:lsdException w:name="Medium Shading 1 Accent 3" w:uiPriority="63"/>
+    <w:lsdException w:name="Medium Shading 2 Accent 3" w:uiPriority="64"/>
+    <w:lsdException w:name="Medium List 1 Accent 3" w:uiPriority="65"/>
+    <w:lsdException w:name="Medium List 2 Accent 3" w:uiPriority="66"/>
+    <w:lsdException w:name="Medium Grid 1 Accent 3" w:uiPriority="67"/>
+    <w:lsdException w:name="Medium Grid 2 Accent 3" w:uiPriority="68"/>
+    <w:lsdException w:name="Medium Grid 3 Accent 3" w:uiPriority="69"/>
+    <w:lsdException w:name="Dark List Accent 3" w:uiPriority="70"/>
+    <w:lsdException w:name="Colorful Shading Accent 3" w:uiPriority="71"/>
+    <w:lsdException w:name="Colorful List Accent 3" w:uiPriority="72"/>
+    <w:lsdException w:name="Colorful Grid Accent 3" w:uiPriority="73"/>
+    <w:lsdException w:name="Light Shading Accent 4" w:uiPriority="60"/>
+    <w:lsdException w:name="Light List Accent 4" w:uiPriority="61"/>
+    <w:lsdException w:name="Light Grid Accent 4" w:uiPriority="62"/>
+    <w:lsdException w:name="Medium Shading 1 Accent 4" w:uiPriority="63"/>
+    <w:lsdException w:name="Medium Shading 2 Accent 4" w:uiPriority="64"/>
+    <w:lsdException w:name="Medium List 1 Accent 4" w:uiPriority="65"/>
+    <w:lsdException w:name="Medium List 2 Accent 4" w:uiPriority="66"/>
+    <w:lsdException w:name="Medium Grid 1 Accent 4" w:uiPriority="67"/>
+    <w:lsdException w:name="Medium Grid 2 Accent 4" w:uiPriority="68"/>
+    <w:lsdException w:name="Medium Grid 3 Accent 4" w:uiPriority="69"/>
+    <w:lsdException w:name="Dark List Accent 4" w:uiPriority="70"/>
+    <w:lsdException w:name="Colorful Shading Accent 4" w:uiPriority="71"/>
+    <w:lsdException w:name="Colorful List Accent 4" w:uiPriority="72"/>
+    <w:lsdException w:name="Colorful Grid Accent 4" w:uiPriority="73"/>
+    <w:lsdException w:name="Light Shading Accent 5" w:uiPriority="60"/>
+    <w:lsdException w:name="Light List Accent 5" w:uiPriority="61"/>
+    <w:lsdException w:name="Light Grid Accent 5" w:uiPriority="62"/>
+    <w:lsdException w:name="Medium Shading 1 Accent 5" w:uiPriority="63"/>
+    <w:lsdException w:name="Medium Shading 2 Accent 5" w:uiPriority="64"/>
+    <w:lsdException w:name="Medium List 1 Accent 5" w:uiPriority="65"/>
+    <w:lsdException w:name="Medium List 2 Accent 5" w:uiPriority="66"/>
+    <w:lsdException w:name="Medium Grid 1 Accent 5" w:uiPriority="67"/>
+    <w:lsdException w:name="Medium Grid 2 Accent 5" w:uiPriority="68"/>
+    <w:lsdException w:name="Medium Grid 3 Accent 5" w:uiPriority="69"/>
+    <w:lsdException w:name="Dark List Accent 5" w:uiPriority="70"/>
+    <w:lsdException w:name="Colorful Shading Accent 5" w:uiPriority="71"/>
+    <w:lsdException w:name="Colorful List Accent 5" w:uiPriority="72"/>
+    <w:lsdException w:name="Colorful Grid Accent 5" w:uiPriority="73"/>
+    <w:lsdException w:name="Light Shading Accent 6" w:uiPriority="60"/>
+    <w:lsdException w:name="Light List Accent 6" w:uiPriority="61"/>
+    <w:lsdException w:name="Light Grid Accent 6" w:uiPriority="62"/>
+    <w:lsdException w:name="Medium Shading 1 Accent 6" w:uiPriority="63"/>
+    <w:lsdException w:name="Medium Shading 2 Accent 6" w:uiPriority="64"/>
+    <w:lsdException w:name="Medium List 1 Accent 6" w:uiPriority="65"/>
+    <w:lsdException w:name="Medium List 2 Accent 6" w:uiPriority="66"/>
+    <w:lsdException w:name="Medium Grid 1 Accent 6" w:uiPriority="67"/>
+    <w:lsdException w:name="Medium Grid 2 Accent 6" w:uiPriority="68"/>
+    <w:lsdException w:name="Medium Grid 3 Accent 6" w:uiPriority="69"/>
+    <w:lsdException w:name="Dark List Accent 6" w:uiPriority="70"/>
+    <w:lsdException w:name="Colorful Shading Accent 6" w:uiPriority="71"/>
+    <w:lsdException w:name="Colorful List Accent 6" w:uiPriority="72"/>
+    <w:lsdException w:name="Colorful Grid Accent 6" w:uiPriority="73"/>
+    <w:lsdException w:name="Subtle Emphasis" w:uiPriority="19" w:qFormat="1"/>
+    <w:lsdException w:name="Intense Emphasis" w:uiPriority="21" w:qFormat="1"/>
+    <w:lsdException w:name="Subtle Reference" w:uiPriority="31" w:qFormat="1"/>
+    <w:lsdException w:name="Intense Reference" w:uiPriority="32" w:qFormat="1"/>
+    <w:lsdException w:name="Book Title" w:uiPriority="33" w:qFormat="1"/>
+    <w:lsdException w:name="Bibliography" w:semiHidden="1" w:uiPriority="37" w:unhideWhenUsed="1"/>
+    <w:lsdException w:name="TOC Heading" w:semiHidden="1" w:uiPriority="39" w:unhideWhenUsed="1" w:qFormat="1"/>
+    <w:lsdException w:name="Plain Table 1" w:uiPriority="41"/>
+    <w:lsdException w:name="Plain Table 2" w:uiPriority="42"/>
+    <w:lsdException w:name="Plain Table 3" w:uiPriority="43"/>
+    <w:lsdException w:name="Plain Table 4" w:uiPriority="44"/>
+    <w:lsdException w:name="Plain Table 5" w:uiPriority="45"/>
+    <w:lsdException w:name="Grid Table Light" w:uiPriority="40"/>
+    <w:lsdException w:name="Grid Table 1 Light" w:uiPriority="46"/>
+    <w:lsdException w:name="Grid Table 2" w:uiPriority="47"/>
+    <w:lsdException w:name="Grid Table 3" w:uiPriority="48"/>
+    <w:lsdException w:name="Grid Table 4" w:uiPriority="49"/>
+    <w:lsdException w:name="Grid Table 5 Dark" w:uiPriority="50"/>
+    <w:lsdException w:name="Grid Table 6 Colorful" w:uiPriority="51"/>
+    <w:lsdException w:name="Grid Table 7 Colorful" w:uiPriority="52"/>
+    <w:lsdException w:name="Grid Table 1 Light Accent 1" w:uiPriority="46"/>
+    <w:lsdException w:name="Grid Table 2 Accent 1" w:uiPriority="47"/>
+    <w:lsdException w:name="Grid Table 3 Accent 1" w:uiPriority="48"/>
+    <w:lsdException w:name="Grid Table 4 Accent 1" w:uiPriority="49"/>
+    <w:lsdException w:name="Grid Table 5 Dark Accent 1" w:uiPriority="50"/>
+    <w:lsdException w:name="Grid Table 6 Colorful Accent 1" w:uiPriority="51"/>
+    <w:lsdException w:name="Grid Table 7 Colorful Accent 1" w:uiPriority="52"/>
+    <w:lsdException w:name="Grid Table 1 Light Accent 2" w:uiPriority="46"/>
+    <w:lsdException w:name="Grid Table 2 Accent 2" w:uiPriority="47"/>
+    <w:lsdException w:name="Grid Table 3 Accent 2" w:uiPriority="48"/>
+    <w:lsdException w:name="Grid Table 4 Accent 2" w:uiPriority="49"/>
+    <w:lsdException w:name="Grid Table 5 Dark Accent 2" w:uiPriority="50"/>
+    <w:lsdException w:name="Grid Table 6 Colorful Accent 2" w:uiPriority="51"/>
+    <w:lsdException w:name="Grid Table 7 Colorful Accent 2" w:uiPriority="52"/>
+    <w:lsdException w:name="Grid Table 1 Light Accent 3" w:uiPriority="46"/>
+    <w:lsdException w:name="Grid Table 2 Accent 3" w:uiPriority="47"/>
+    <w:lsdException w:name="Grid Table 3 Accent 3" w:uiPriority="48"/>
+    <w:lsdException w:name="Grid Table 4 Accent 3" w:uiPriority="49"/>
+    <w:lsdException w:name="Grid Table 5 Dark Accent 3" w:uiPriority="50"/>
+    <w:lsdException w:name="Grid Table 6 Colorful Accent 3" w:uiPriority="51"/>
+    <w:lsdException w:name="Grid Table 7 Colorful Accent 3" w:uiPriority="52"/>
+    <w:lsdException w:name="Grid Table 1 Light Accent 4" w:uiPriority="46"/>
+    <w:lsdException w:name="Grid Table 2 Accent 4" w:uiPriority="47"/>
+    <w:lsdException w:name="Grid Table 3 Accent 4" w:uiPriority="48"/>
+    <w:lsdException w:name="Grid Table 4 Accent 4" w:uiPriority="49"/>
+    <w:lsdException w:name="Grid Table 5 Dark Accent 4" w:uiPriority="50"/>
+    <w:lsdException w:name="Grid Table 6 Colorful Accent 4" w:uiPriority="51"/>
+    <w:lsdException w:name="Grid Table 7 Colorful Accent 4" w:uiPriority="52"/>
+    <w:lsdException w:name="Grid Table 1 Light Accent 5" w:uiPriority="46"/>
+    <w:lsdException w:name="Grid Table 2 Accent 5" w:uiPriority="47"/>
+    <w:lsdException w:name="Grid Table 3 Accent 5" w:uiPriority="48"/>
+    <w:lsdException w:name="Grid Table 4 Accent 5" w:uiPriority="49"/>
+    <w:lsdException w:name="Grid Table 5 Dark Accent 5" w:uiPriority="50"/>
+    <w:lsdException w:name="Grid Table 6 Colorful Accent 5" w:uiPriority="51"/>
+    <w:lsdException w:name="Grid Table 7 Colorful Accent 5" w:uiPriority="52"/>
+    <w:lsdException w:name="Grid Table 1 Light Accent 6" w:uiPriority="46"/>
+    <w:lsdException w:name="Grid Table 2 Accent 6" w:uiPriority="47"/>
+    <w:lsdException w:name="Grid Table 3 Accent 6" w:uiPriority="48"/>
+    <w:lsdException w:name="Grid Table 4 Accent 6" w:uiPriority="49"/>
+    <w:lsdException w:name="Grid Table 5 Dark Accent 6" w:uiPriority="50"/>
+    <w:lsdException w:name="Grid Table 6 Colorful Accent 6" w:uiPriority="51"/>
+    <w:lsdException w:name="Grid Table 7 Colorful Accent 6" w:uiPriority="52"/>
+    <w:lsdException w:name="List Table 1 Light" w:uiPriority="46"/>
+    <w:lsdException w:name="List Table 2" w:uiPriority="47"/>
+    <w:lsdException w:name="List Table 3" w:uiPriority="48"/>
+    <w:lsdException w:name="List Table 4" w:uiPriority="49"/>
+    <w:lsdException w:name="List Table 5 Dark" w:uiPriority="50"/>
+    <w:lsdException w:name="List Table 6 Colorful" w:uiPriority="51"/>
+    <w:lsdException w:name="List Table 7 Colorful" w:uiPriority="52"/>
+    <w:lsdException w:name="List Table 1 Light Accent 1" w:uiPriority="46"/>
+    <w:lsdException w:name="List Table 2 Accent 1" w:uiPriority="47"/>
+    <w:lsdException w:name="List Table 3 Accent 1" w:uiPriority="48"/>
+    <w:lsdException w:name="List Table 4 Accent 1" w:uiPriority="49"/>
+    <w:lsdException w:name="List Table 5 Dark Accent 1" w:uiPriority="50"/>
+    <w:lsdException w:name="List Table 6 Colorful Accent 1" w:uiPriority="51"/>
+    <w:lsdException w:name="List Table 7 Colorful Accent 1" w:uiPriority="52"/>
+    <w:lsdException w:name="List Table 1 Light Accent 2" w:uiPriority="46"/>
+    <w:lsdException w:name="List Table 2 Accent 2" w:uiPriority="47"/>
+    <w:lsdException w:name="List Table 3 Accent 2" w:uiPriority="48"/>
+    <w:lsdException w:name="List Table 4 Accent 2" w:uiPriority="49"/>
+    <w:lsdException w:name="List Table 5 Dark Accent 2" w:uiPriority="50"/>
+    <w:lsdException w:name="List Table 6 Colorful Accent 2" w:uiPriority="51"/>
+    <w:lsdException w:name="List Table 7 Colorful Accent 2" w:uiPriority="52"/>
+    <w:lsdException w:name="List Table 1 Light Accent 3" w:uiPriority="46"/>
+    <w:lsdException w:name="List Table 2 Accent 3" w:uiPriority="47"/>
+    <w:lsdException w:name="List Table 3 Accent 3" w:uiPriority="48"/>
+    <w:lsdException w:name="List Table 4 Accent 3" w:uiPriority="49"/>
+    <w:lsdException w:name="List Table 5 Dark Accent 3" w:uiPriority="50"/>
+    <w:lsdException w:name="List Table 6 Colorful Accent 3" w:uiPriority="51"/>
+    <w:lsdException w:name="List Table 7 Colorful Accent 3" w:uiPriority="52"/>
+    <w:lsdException w:name="List Table 1 Light Accent 4" w:uiPriority="46"/>
+    <w:lsdException w:name="List Table 2 Accent 4" w:uiPriority="47"/>
+    <w:lsdException w:name="List Table 3 Accent 4" w:uiPriority="48"/>
+    <w:lsdException w:name="List Table 4 Accent 4" w:uiPriority="49"/>
+    <w:lsdException w:name="List Table 5 Dark Accent 4" w:uiPriority="50"/>
+    <w:lsdException w:name="List Table 6 Colorful Accent 4" w:uiPriority="51"/>
+    <w:lsdException w:name="List Table 7 Colorful Accent 4" w:uiPriority="52"/>
+    <w:lsdException w:name="List Table 1 Light Accent 5" w:uiPriority="46"/>
+    <w:lsdException w:name="List Table 2 Accent 5" w:uiPriority="47"/>
+    <w:lsdException w:name="List Table 3 Accent 5" w:uiPriority="48"/>
+    <w:lsdException w:name="List Table 4 Accent 5" w:uiPriority="49"/>
+    <w:lsdException w:name="List Table 5 Dark Accent 5" w:uiPriority="50"/>
+    <w:lsdException w:name="List Table 6 Colorful Accent 5" w:uiPriority="51"/>
+    <w:lsdException w:name="List Table 7 Colorful Accent 5" w:uiPriority="52"/>
+    <w:lsdException w:name="List Table 1 Light Accent 6" w:uiPriority="46"/>
+    <w:lsdException w:name="List Table 2 Accent 6" w:uiPriority="47"/>
+    <w:lsdException w:name="List Table 3 Accent 6" w:uiPriority="48"/>
+    <w:lsdException w:name="List Table 4 Accent 6" w:uiPriority="49"/>
+    <w:lsdException w:name="List Table 5 Dark Accent 6" w:uiPriority="50"/>
+    <w:lsdException w:name="List Table 6 Colorful Accent 6" w:uiPriority="51"/>
+    <w:lsdException w:name="List Table 7 Colorful Accent 6" w:uiPriority="52"/>
+    <w:lsdException w:name="Mention" w:semiHidden="1" w:unhideWhenUsed="1"/>
+    <w:lsdException w:name="Smart Hyperlink" w:semiHidden="1" w:unhideWhenUsed="1"/>
+    <w:lsdException w:name="Hashtag" w:semiHidden="1" w:unhideWhenUsed="1"/>
+    <w:lsdException w:name="Unresolved Mention" w:semiHidden="1" w:unhideWhenUsed="1"/>
+    <w:lsdException w:name="Smart Link" w:semiHidden="1" w:unhideWhenUsed="1"/>
+  </w:latentStyles>
+  <w:style w:type="paragraph" w:default="1" w:styleId="Normal">
     <w:name w:val="Normal"/>
     <w:qFormat/>
-    <w:pPr>
-      <w:widowControl/>
-      <w:bidi w:val="0"/>
-    </w:pPr>
-    <w:rPr>
-      <w:rFonts w:ascii="Liberation Serif" w:hAnsi="Liberation Serif" w:eastAsia="Noto Serif CJK SC" w:cs="Noto Sans Devanagari"/>
-      <w:color w:val="auto"/>
-      <w:kern w:val="2"/>
-      <w:sz w:val="24"/>
-      <w:szCs w:val="24"/>
-      <w:lang w:val="en-US" w:eastAsia="zh-CN" w:bidi="hi-IN"/>
-    </w:rPr>
   </w:style>
   <w:style w:type="paragraph" w:styleId="Heading1">
-    <w:name w:val="Heading 1"/>
+    <w:name w:val="heading 1"/>
     <w:basedOn w:val="Normal"/>
     <w:next w:val="Normal"/>
-    <w:qFormat/>
-    <w:pPr>
-      <w:keepNext w:val="true"/>
+    <w:uiPriority w:val="9"/>
+    <w:qFormat/>
+    <w:pPr>
+      <w:keepNext/>
       <w:keepLines/>
-      <w:numPr>
-        <w:ilvl w:val="0"/>
-        <w:numId w:val="0"/>
-      </w:numPr>
       <w:spacing w:before="360" w:after="80"/>
       <w:outlineLvl w:val="0"/>
     </w:pPr>
     <w:rPr>
-      <w:rFonts w:ascii="Aptos Display" w:hAnsi="Aptos Display" w:eastAsia="游ゴシック Light" w:cs="Noto Sans Devanagari"/>
-      <w:color w:themeColor="accent1" w:themeShade="bf" w:val="0F4761"/>
+      <w:rFonts w:ascii="Aptos Display" w:eastAsia="Yu Gothic Light" w:hAnsi="Aptos Display"/>
+      <w:color w:val="117A02" w:themeColor="accent1" w:themeShade="BF"/>
       <w:sz w:val="40"/>
       <w:szCs w:val="40"/>
     </w:rPr>
   </w:style>
   <w:style w:type="paragraph" w:styleId="Heading2">
-    <w:name w:val="Heading 2"/>
+    <w:name w:val="heading 2"/>
     <w:basedOn w:val="Normal"/>
     <w:next w:val="Normal"/>
-    <w:qFormat/>
-    <w:pPr>
-      <w:keepNext w:val="true"/>
+    <w:uiPriority w:val="9"/>
+    <w:semiHidden/>
+    <w:unhideWhenUsed/>
+    <w:qFormat/>
+    <w:pPr>
+      <w:keepNext/>
       <w:keepLines/>
-      <w:numPr>
-        <w:ilvl w:val="0"/>
-        <w:numId w:val="0"/>
-      </w:numPr>
       <w:spacing w:before="160" w:after="80"/>
       <w:outlineLvl w:val="1"/>
     </w:pPr>
     <w:rPr>
-      <w:rFonts w:ascii="Aptos Display" w:hAnsi="Aptos Display" w:eastAsia="游ゴシック Light" w:cs="Noto Sans Devanagari"/>
-      <w:color w:themeColor="accent1" w:themeShade="bf" w:val="0F4761"/>
+      <w:rFonts w:ascii="Aptos Display" w:eastAsia="Yu Gothic Light" w:hAnsi="Aptos Display"/>
+      <w:color w:val="117A02" w:themeColor="accent1" w:themeShade="BF"/>
       <w:sz w:val="32"/>
       <w:szCs w:val="32"/>
     </w:rPr>
   </w:style>
   <w:style w:type="paragraph" w:styleId="Heading3">
-    <w:name w:val="Heading 3"/>
+    <w:name w:val="heading 3"/>
     <w:basedOn w:val="Normal"/>
     <w:next w:val="Normal"/>
-    <w:qFormat/>
-    <w:pPr>
-      <w:keepNext w:val="true"/>
+    <w:uiPriority w:val="9"/>
+    <w:semiHidden/>
+    <w:unhideWhenUsed/>
+    <w:qFormat/>
+    <w:pPr>
+      <w:keepNext/>
       <w:keepLines/>
-      <w:numPr>
-        <w:ilvl w:val="0"/>
-        <w:numId w:val="0"/>
-      </w:numPr>
       <w:spacing w:before="160" w:after="80"/>
       <w:outlineLvl w:val="2"/>
     </w:pPr>
     <w:rPr>
-      <w:rFonts w:ascii="Aptos" w:hAnsi="Aptos" w:eastAsia="游ゴシック Light" w:cs="Noto Sans Devanagari"/>
-      <w:color w:themeColor="accent1" w:themeShade="bf" w:val="0F4761"/>
+      <w:rFonts w:ascii="Aptos" w:eastAsia="Yu Gothic Light" w:hAnsi="Aptos"/>
+      <w:color w:val="117A02" w:themeColor="accent1" w:themeShade="BF"/>
       <w:sz w:val="28"/>
       <w:szCs w:val="28"/>
     </w:rPr>
   </w:style>
   <w:style w:type="paragraph" w:styleId="Heading4">
-    <w:name w:val="Heading 4"/>
+    <w:name w:val="heading 4"/>
     <w:basedOn w:val="Normal"/>
     <w:next w:val="Normal"/>
-    <w:qFormat/>
-    <w:pPr>
-      <w:keepNext w:val="true"/>
+    <w:uiPriority w:val="9"/>
+    <w:semiHidden/>
+    <w:unhideWhenUsed/>
+    <w:qFormat/>
+    <w:pPr>
+      <w:keepNext/>
       <w:keepLines/>
-      <w:numPr>
-        <w:ilvl w:val="0"/>
-        <w:numId w:val="0"/>
-      </w:numPr>
       <w:spacing w:before="80" w:after="40"/>
       <w:outlineLvl w:val="3"/>
     </w:pPr>
     <w:rPr>
-      <w:rFonts w:ascii="Aptos" w:hAnsi="Aptos" w:eastAsia="游ゴシック Light" w:cs="Noto Sans Devanagari"/>
+      <w:rFonts w:ascii="Aptos" w:eastAsia="Yu Gothic Light" w:hAnsi="Aptos"/>
       <w:i/>
       <w:iCs/>
-      <w:color w:themeColor="accent1" w:themeShade="bf" w:val="0F4761"/>
+      <w:color w:val="117A02" w:themeColor="accent1" w:themeShade="BF"/>
     </w:rPr>
   </w:style>
   <w:style w:type="paragraph" w:styleId="Heading5">
-    <w:name w:val="Heading 5"/>
+    <w:name w:val="heading 5"/>
     <w:basedOn w:val="Normal"/>
     <w:next w:val="Normal"/>
-    <w:qFormat/>
-    <w:pPr>
-      <w:keepNext w:val="true"/>
+    <w:uiPriority w:val="9"/>
+    <w:semiHidden/>
+    <w:unhideWhenUsed/>
+    <w:qFormat/>
+    <w:pPr>
+      <w:keepNext/>
       <w:keepLines/>
-      <w:numPr>
-        <w:ilvl w:val="0"/>
-        <w:numId w:val="0"/>
-      </w:numPr>
       <w:spacing w:before="80" w:after="40"/>
       <w:outlineLvl w:val="4"/>
     </w:pPr>
     <w:rPr>
-      <w:rFonts w:ascii="Aptos" w:hAnsi="Aptos" w:eastAsia="游ゴシック Light" w:cs="Noto Sans Devanagari"/>
-      <w:color w:themeColor="accent1" w:themeShade="bf" w:val="0F4761"/>
+      <w:rFonts w:ascii="Aptos" w:eastAsia="Yu Gothic Light" w:hAnsi="Aptos"/>
+      <w:color w:val="117A02" w:themeColor="accent1" w:themeShade="BF"/>
     </w:rPr>
   </w:style>
   <w:style w:type="paragraph" w:styleId="Heading6">
-    <w:name w:val="Heading 6"/>
+    <w:name w:val="heading 6"/>
     <w:basedOn w:val="Normal"/>
     <w:next w:val="Normal"/>
-    <w:qFormat/>
-    <w:pPr>
-      <w:keepNext w:val="true"/>
+    <w:uiPriority w:val="9"/>
+    <w:semiHidden/>
+    <w:unhideWhenUsed/>
+    <w:qFormat/>
+    <w:pPr>
+      <w:keepNext/>
       <w:keepLines/>
-      <w:numPr>
-        <w:ilvl w:val="0"/>
-        <w:numId w:val="0"/>
-      </w:numPr>
-      <w:spacing w:before="40" w:after="0"/>
+      <w:spacing w:before="40"/>
       <w:outlineLvl w:val="5"/>
     </w:pPr>
     <w:rPr>
-      <w:rFonts w:ascii="Aptos" w:hAnsi="Aptos" w:eastAsia="游ゴシック Light" w:cs="Noto Sans Devanagari"/>
+      <w:rFonts w:ascii="Aptos" w:eastAsia="Yu Gothic Light" w:hAnsi="Aptos"/>
       <w:i/>
       <w:iCs/>
-      <w:color w:themeColor="dark1" w:themeTint="a6" w:val="595959"/>
+      <w:color w:val="595959" w:themeColor="dark1" w:themeTint="A6"/>
     </w:rPr>
   </w:style>
   <w:style w:type="paragraph" w:styleId="Heading7">
-    <w:name w:val="Heading 7"/>
+    <w:name w:val="heading 7"/>
     <w:basedOn w:val="Normal"/>
     <w:next w:val="Normal"/>
     <w:qFormat/>
     <w:pPr>
-      <w:keepNext w:val="true"/>
+      <w:keepNext/>
       <w:keepLines/>
-      <w:numPr>
-        <w:ilvl w:val="0"/>
-        <w:numId w:val="0"/>
-      </w:numPr>
-      <w:spacing w:before="40" w:after="0"/>
+      <w:spacing w:before="40"/>
       <w:outlineLvl w:val="6"/>
     </w:pPr>
     <w:rPr>
-      <w:rFonts w:ascii="Aptos" w:hAnsi="Aptos" w:eastAsia="游ゴシック Light" w:cs="Noto Sans Devanagari"/>
-      <w:color w:themeColor="dark1" w:themeTint="a6" w:val="595959"/>
+      <w:rFonts w:ascii="Aptos" w:eastAsia="Yu Gothic Light" w:hAnsi="Aptos"/>
+      <w:color w:val="595959" w:themeColor="dark1" w:themeTint="A6"/>
     </w:rPr>
   </w:style>
   <w:style w:type="paragraph" w:styleId="Heading8">
-    <w:name w:val="Heading 8"/>
+    <w:name w:val="heading 8"/>
     <w:basedOn w:val="Normal"/>
     <w:next w:val="Normal"/>
     <w:qFormat/>
     <w:pPr>
-      <w:keepNext w:val="true"/>
+      <w:keepNext/>
       <w:keepLines/>
-      <w:numPr>
-        <w:ilvl w:val="0"/>
-        <w:numId w:val="0"/>
-      </w:numPr>
       <w:outlineLvl w:val="7"/>
     </w:pPr>
     <w:rPr>
-      <w:rFonts w:ascii="Aptos" w:hAnsi="Aptos" w:eastAsia="游ゴシック Light" w:cs="Noto Sans Devanagari"/>
+      <w:rFonts w:ascii="Aptos" w:eastAsia="Yu Gothic Light" w:hAnsi="Aptos"/>
       <w:i/>
       <w:iCs/>
-      <w:color w:themeColor="dark1" w:themeTint="d8" w:val="272727"/>
+      <w:color w:val="272727" w:themeColor="dark1" w:themeTint="D8"/>
     </w:rPr>
   </w:style>
   <w:style w:type="paragraph" w:styleId="Heading9">
-    <w:name w:val="Heading 9"/>
+    <w:name w:val="heading 9"/>
     <w:basedOn w:val="Normal"/>
     <w:next w:val="Normal"/>
     <w:qFormat/>
     <w:pPr>
-      <w:keepNext w:val="true"/>
+      <w:keepNext/>
       <w:keepLines/>
-      <w:numPr>
-        <w:ilvl w:val="0"/>
-        <w:numId w:val="0"/>
-      </w:numPr>
       <w:outlineLvl w:val="8"/>
     </w:pPr>
     <w:rPr>
-      <w:rFonts w:ascii="Aptos" w:hAnsi="Aptos" w:eastAsia="游ゴシック Light" w:cs="Noto Sans Devanagari"/>
-      <w:color w:themeColor="dark1" w:themeTint="d8" w:val="272727"/>
-    </w:rPr>
+      <w:rFonts w:ascii="Aptos" w:eastAsia="Yu Gothic Light" w:hAnsi="Aptos"/>
+      <w:color w:val="272727" w:themeColor="dark1" w:themeTint="D8"/>
+    </w:rPr>
+  </w:style>
+  <w:style w:type="character" w:default="1" w:styleId="DefaultParagraphFont">
+    <w:name w:val="Default Paragraph Font"/>
+    <w:uiPriority w:val="1"/>
+    <w:unhideWhenUsed/>
+  </w:style>
+  <w:style w:type="table" w:default="1" w:styleId="TableNormal">
+    <w:name w:val="Normal Table"/>
+    <w:uiPriority w:val="99"/>
+    <w:semiHidden/>
+    <w:unhideWhenUsed/>
+    <w:tblPr>
+      <w:tblInd w:w="0" w:type="dxa"/>
+      <w:tblCellMar>
+        <w:top w:w="0" w:type="dxa"/>
+        <w:left w:w="108" w:type="dxa"/>
+        <w:bottom w:w="0" w:type="dxa"/>
+        <w:right w:w="108" w:type="dxa"/>
+      </w:tblCellMar>
+    </w:tblPr>
+  </w:style>
+  <w:style w:type="numbering" w:default="1" w:styleId="NoList">
+    <w:name w:val="No List"/>
+    <w:uiPriority w:val="99"/>
+    <w:semiHidden/>
+    <w:unhideWhenUsed/>
   </w:style>
   <w:style w:type="character" w:styleId="IntenseReference">
     <w:name w:val="Intense Reference"/>
@@ -490,18 +1044,18 @@
       <w:b/>
       <w:bCs/>
       <w:smallCaps/>
-      <w:color w:themeColor="accent1" w:themeShade="bf" w:val="0F4761"/>
+      <w:color w:val="117A02" w:themeColor="accent1" w:themeShade="BF"/>
       <w:spacing w:val="5"/>
     </w:rPr>
   </w:style>
-  <w:style w:type="character" w:styleId="IntenseQuoteChar">
+  <w:style w:type="character" w:customStyle="1" w:styleId="IntenseQuoteChar">
     <w:name w:val="Intense Quote Char"/>
     <w:basedOn w:val="DefaultParagraphFont"/>
     <w:qFormat/>
     <w:rPr>
       <w:i/>
       <w:iCs/>
-      <w:color w:themeColor="accent1" w:themeShade="bf" w:val="0F4761"/>
+      <w:color w:val="117A02" w:themeColor="accent1" w:themeShade="BF"/>
     </w:rPr>
   </w:style>
   <w:style w:type="character" w:styleId="IntenseEmphasis">
@@ -511,152 +1065,147 @@
     <w:rPr>
       <w:i/>
       <w:iCs/>
-      <w:color w:themeColor="accent1" w:themeShade="bf" w:val="0F4761"/>
-    </w:rPr>
-  </w:style>
-  <w:style w:type="character" w:styleId="QuoteChar">
+      <w:color w:val="117A02" w:themeColor="accent1" w:themeShade="BF"/>
+    </w:rPr>
+  </w:style>
+  <w:style w:type="character" w:customStyle="1" w:styleId="QuoteChar">
     <w:name w:val="Quote Char"/>
     <w:basedOn w:val="DefaultParagraphFont"/>
     <w:qFormat/>
     <w:rPr>
       <w:i/>
       <w:iCs/>
-      <w:color w:themeColor="dark1" w:themeTint="bf" w:val="404040"/>
-    </w:rPr>
-  </w:style>
-  <w:style w:type="character" w:styleId="SubtitleChar">
+      <w:color w:val="404040" w:themeColor="dark1" w:themeTint="BF"/>
+    </w:rPr>
+  </w:style>
+  <w:style w:type="character" w:customStyle="1" w:styleId="SubtitleChar">
     <w:name w:val="Subtitle Char"/>
     <w:basedOn w:val="DefaultParagraphFont"/>
     <w:qFormat/>
     <w:rPr>
-      <w:rFonts w:ascii="Aptos" w:hAnsi="Aptos" w:eastAsia="游ゴシック Light" w:cs="Noto Sans Devanagari"/>
-      <w:color w:themeColor="dark1" w:themeTint="a6" w:val="595959"/>
+      <w:rFonts w:ascii="Aptos" w:eastAsia="Yu Gothic Light" w:hAnsi="Aptos" w:cs="Noto Sans Devanagari"/>
+      <w:color w:val="595959" w:themeColor="dark1" w:themeTint="A6"/>
       <w:spacing w:val="15"/>
       <w:sz w:val="28"/>
       <w:szCs w:val="28"/>
     </w:rPr>
   </w:style>
-  <w:style w:type="character" w:styleId="TitleChar">
+  <w:style w:type="character" w:customStyle="1" w:styleId="TitleChar">
     <w:name w:val="Title Char"/>
     <w:basedOn w:val="DefaultParagraphFont"/>
     <w:qFormat/>
     <w:rPr>
-      <w:rFonts w:ascii="Aptos Display" w:hAnsi="Aptos Display" w:eastAsia="游ゴシック Light" w:cs="Noto Sans Devanagari"/>
+      <w:rFonts w:ascii="Aptos Display" w:eastAsia="Yu Gothic Light" w:hAnsi="Aptos Display" w:cs="Noto Sans Devanagari"/>
       <w:spacing w:val="-10"/>
       <w:kern w:val="2"/>
       <w:sz w:val="56"/>
       <w:szCs w:val="56"/>
     </w:rPr>
   </w:style>
-  <w:style w:type="character" w:styleId="Heading9Char">
+  <w:style w:type="character" w:customStyle="1" w:styleId="Heading9Char">
     <w:name w:val="Heading 9 Char"/>
     <w:basedOn w:val="DefaultParagraphFont"/>
     <w:qFormat/>
     <w:rPr>
-      <w:rFonts w:ascii="Aptos" w:hAnsi="Aptos" w:eastAsia="游ゴシック Light" w:cs="Noto Sans Devanagari"/>
-      <w:color w:themeColor="dark1" w:themeTint="d8" w:val="272727"/>
-    </w:rPr>
-  </w:style>
-  <w:style w:type="character" w:styleId="Heading8Char">
+      <w:rFonts w:ascii="Aptos" w:eastAsia="Yu Gothic Light" w:hAnsi="Aptos" w:cs="Noto Sans Devanagari"/>
+      <w:color w:val="272727" w:themeColor="dark1" w:themeTint="D8"/>
+    </w:rPr>
+  </w:style>
+  <w:style w:type="character" w:customStyle="1" w:styleId="Heading8Char">
     <w:name w:val="Heading 8 Char"/>
     <w:basedOn w:val="DefaultParagraphFont"/>
     <w:qFormat/>
     <w:rPr>
-      <w:rFonts w:ascii="Aptos" w:hAnsi="Aptos" w:eastAsia="游ゴシック Light" w:cs="Noto Sans Devanagari"/>
+      <w:rFonts w:ascii="Aptos" w:eastAsia="Yu Gothic Light" w:hAnsi="Aptos" w:cs="Noto Sans Devanagari"/>
       <w:i/>
       <w:iCs/>
-      <w:color w:themeColor="dark1" w:themeTint="d8" w:val="272727"/>
-    </w:rPr>
-  </w:style>
-  <w:style w:type="character" w:styleId="Heading7Char">
+      <w:color w:val="272727" w:themeColor="dark1" w:themeTint="D8"/>
+    </w:rPr>
+  </w:style>
+  <w:style w:type="character" w:customStyle="1" w:styleId="Heading7Char">
     <w:name w:val="Heading 7 Char"/>
     <w:basedOn w:val="DefaultParagraphFont"/>
     <w:qFormat/>
     <w:rPr>
-      <w:rFonts w:ascii="Aptos" w:hAnsi="Aptos" w:eastAsia="游ゴシック Light" w:cs="Noto Sans Devanagari"/>
-      <w:color w:themeColor="dark1" w:themeTint="a6" w:val="595959"/>
-    </w:rPr>
-  </w:style>
-  <w:style w:type="character" w:styleId="Heading6Char">
+      <w:rFonts w:ascii="Aptos" w:eastAsia="Yu Gothic Light" w:hAnsi="Aptos" w:cs="Noto Sans Devanagari"/>
+      <w:color w:val="595959" w:themeColor="dark1" w:themeTint="A6"/>
+    </w:rPr>
+  </w:style>
+  <w:style w:type="character" w:customStyle="1" w:styleId="Heading6Char">
     <w:name w:val="Heading 6 Char"/>
     <w:basedOn w:val="DefaultParagraphFont"/>
     <w:qFormat/>
     <w:rPr>
-      <w:rFonts w:ascii="Aptos" w:hAnsi="Aptos" w:eastAsia="游ゴシック Light" w:cs="Noto Sans Devanagari"/>
+      <w:rFonts w:ascii="Aptos" w:eastAsia="Yu Gothic Light" w:hAnsi="Aptos" w:cs="Noto Sans Devanagari"/>
       <w:i/>
       <w:iCs/>
-      <w:color w:themeColor="dark1" w:themeTint="a6" w:val="595959"/>
-    </w:rPr>
-  </w:style>
-  <w:style w:type="character" w:styleId="Heading5Char">
+      <w:color w:val="595959" w:themeColor="dark1" w:themeTint="A6"/>
+    </w:rPr>
+  </w:style>
+  <w:style w:type="character" w:customStyle="1" w:styleId="Heading5Char">
     <w:name w:val="Heading 5 Char"/>
     <w:basedOn w:val="DefaultParagraphFont"/>
     <w:qFormat/>
     <w:rPr>
-      <w:rFonts w:ascii="Aptos" w:hAnsi="Aptos" w:eastAsia="游ゴシック Light" w:cs="Noto Sans Devanagari"/>
-      <w:color w:themeColor="accent1" w:themeShade="bf" w:val="0F4761"/>
-    </w:rPr>
-  </w:style>
-  <w:style w:type="character" w:styleId="Heading4Char">
+      <w:rFonts w:ascii="Aptos" w:eastAsia="Yu Gothic Light" w:hAnsi="Aptos" w:cs="Noto Sans Devanagari"/>
+      <w:color w:val="117A02" w:themeColor="accent1" w:themeShade="BF"/>
+    </w:rPr>
+  </w:style>
+  <w:style w:type="character" w:customStyle="1" w:styleId="Heading4Char">
     <w:name w:val="Heading 4 Char"/>
     <w:basedOn w:val="DefaultParagraphFont"/>
     <w:qFormat/>
     <w:rPr>
-      <w:rFonts w:ascii="Aptos" w:hAnsi="Aptos" w:eastAsia="游ゴシック Light" w:cs="Noto Sans Devanagari"/>
+      <w:rFonts w:ascii="Aptos" w:eastAsia="Yu Gothic Light" w:hAnsi="Aptos" w:cs="Noto Sans Devanagari"/>
       <w:i/>
       <w:iCs/>
-      <w:color w:themeColor="accent1" w:themeShade="bf" w:val="0F4761"/>
-    </w:rPr>
-  </w:style>
-  <w:style w:type="character" w:styleId="Heading3Char">
+      <w:color w:val="117A02" w:themeColor="accent1" w:themeShade="BF"/>
+    </w:rPr>
+  </w:style>
+  <w:style w:type="character" w:customStyle="1" w:styleId="Heading3Char">
     <w:name w:val="Heading 3 Char"/>
     <w:basedOn w:val="DefaultParagraphFont"/>
     <w:qFormat/>
     <w:rPr>
-      <w:rFonts w:ascii="Aptos" w:hAnsi="Aptos" w:eastAsia="游ゴシック Light" w:cs="Noto Sans Devanagari"/>
-      <w:color w:themeColor="accent1" w:themeShade="bf" w:val="0F4761"/>
+      <w:rFonts w:ascii="Aptos" w:eastAsia="Yu Gothic Light" w:hAnsi="Aptos" w:cs="Noto Sans Devanagari"/>
+      <w:color w:val="117A02" w:themeColor="accent1" w:themeShade="BF"/>
       <w:sz w:val="28"/>
       <w:szCs w:val="28"/>
     </w:rPr>
   </w:style>
-  <w:style w:type="character" w:styleId="Heading2Char">
+  <w:style w:type="character" w:customStyle="1" w:styleId="Heading2Char">
     <w:name w:val="Heading 2 Char"/>
     <w:basedOn w:val="DefaultParagraphFont"/>
     <w:qFormat/>
     <w:rPr>
-      <w:rFonts w:ascii="Aptos Display" w:hAnsi="Aptos Display" w:eastAsia="游ゴシック Light" w:cs="Noto Sans Devanagari"/>
-      <w:color w:themeColor="accent1" w:themeShade="bf" w:val="0F4761"/>
+      <w:rFonts w:ascii="Aptos Display" w:eastAsia="Yu Gothic Light" w:hAnsi="Aptos Display" w:cs="Noto Sans Devanagari"/>
+      <w:color w:val="117A02" w:themeColor="accent1" w:themeShade="BF"/>
       <w:sz w:val="32"/>
       <w:szCs w:val="32"/>
     </w:rPr>
   </w:style>
-  <w:style w:type="character" w:styleId="Heading1Char">
+  <w:style w:type="character" w:customStyle="1" w:styleId="Heading1Char">
     <w:name w:val="Heading 1 Char"/>
     <w:basedOn w:val="DefaultParagraphFont"/>
     <w:qFormat/>
     <w:rPr>
-      <w:rFonts w:ascii="Aptos Display" w:hAnsi="Aptos Display" w:eastAsia="游ゴシック Light" w:cs="Noto Sans Devanagari"/>
-      <w:color w:themeColor="accent1" w:themeShade="bf" w:val="0F4761"/>
+      <w:rFonts w:ascii="Aptos Display" w:eastAsia="Yu Gothic Light" w:hAnsi="Aptos Display" w:cs="Noto Sans Devanagari"/>
+      <w:color w:val="117A02" w:themeColor="accent1" w:themeShade="BF"/>
       <w:sz w:val="40"/>
       <w:szCs w:val="40"/>
     </w:rPr>
   </w:style>
-  <w:style w:type="character" w:styleId="DefaultParagraphFont">
-    <w:name w:val="Default Paragraph Font"/>
-    <w:qFormat/>
-    <w:rPr/>
-  </w:style>
-  <w:style w:type="paragraph" w:styleId="Heading">
+  <w:style w:type="paragraph" w:customStyle="1" w:styleId="Heading">
     <w:name w:val="Heading"/>
     <w:basedOn w:val="Normal"/>
     <w:next w:val="BodyText"/>
     <w:qFormat/>
     <w:pPr>
-      <w:keepNext w:val="true"/>
+      <w:keepNext/>
       <w:spacing w:before="240" w:after="120"/>
     </w:pPr>
     <w:rPr>
-      <w:rFonts w:ascii="Liberation Sans" w:hAnsi="Liberation Sans" w:eastAsia="Noto Sans CJK SC" w:cs="Noto Sans Devanagari"/>
+      <w:rFonts w:ascii="Liberation Sans" w:eastAsia="Noto Sans CJK SC" w:hAnsi="Liberation Sans"/>
       <w:sz w:val="28"/>
       <w:szCs w:val="28"/>
     </w:rPr>
@@ -665,20 +1214,15 @@
     <w:name w:val="Body Text"/>
     <w:basedOn w:val="Normal"/>
     <w:pPr>
-      <w:spacing w:lineRule="auto" w:line="276" w:before="0" w:after="140"/>
-    </w:pPr>
-    <w:rPr/>
+      <w:spacing w:after="140" w:line="276" w:lineRule="auto"/>
+    </w:pPr>
   </w:style>
   <w:style w:type="paragraph" w:styleId="List">
     <w:name w:val="List"/>
     <w:basedOn w:val="BodyText"/>
-    <w:pPr/>
-    <w:rPr>
-      <w:rFonts w:cs="Noto Sans Devanagari"/>
-    </w:rPr>
   </w:style>
   <w:style w:type="paragraph" w:styleId="Caption">
-    <w:name w:val="Caption"/>
+    <w:name w:val="caption"/>
     <w:basedOn w:val="Normal"/>
     <w:qFormat/>
     <w:pPr>
@@ -686,23 +1230,17 @@
       <w:spacing w:before="120" w:after="120"/>
     </w:pPr>
     <w:rPr>
-      <w:rFonts w:cs="Noto Sans Devanagari"/>
       <w:i/>
       <w:iCs/>
-      <w:sz w:val="24"/>
-      <w:szCs w:val="24"/>
-    </w:rPr>
-  </w:style>
-  <w:style w:type="paragraph" w:styleId="Index">
+    </w:rPr>
+  </w:style>
+  <w:style w:type="paragraph" w:customStyle="1" w:styleId="Index">
     <w:name w:val="Index"/>
     <w:basedOn w:val="Normal"/>
     <w:qFormat/>
     <w:pPr>
       <w:suppressLineNumbers/>
     </w:pPr>
-    <w:rPr>
-      <w:rFonts w:cs="Noto Sans Devanagari"/>
-    </w:rPr>
   </w:style>
   <w:style w:type="paragraph" w:styleId="IntenseQuote">
     <w:name w:val="Intense Quote"/>
@@ -721,7 +1259,7 @@
     <w:rPr>
       <w:i/>
       <w:iCs/>
-      <w:color w:themeColor="accent1" w:themeShade="bf" w:val="0F4761"/>
+      <w:color w:val="117A02" w:themeColor="accent1" w:themeShade="BF"/>
     </w:rPr>
   </w:style>
   <w:style w:type="paragraph" w:styleId="ListParagraph">
@@ -729,11 +1267,9 @@
     <w:basedOn w:val="Normal"/>
     <w:qFormat/>
     <w:pPr>
-      <w:spacing w:before="0" w:after="0"/>
       <w:ind w:left="720"/>
       <w:contextualSpacing/>
     </w:pPr>
-    <w:rPr/>
   </w:style>
   <w:style w:type="paragraph" w:styleId="Quote">
     <w:name w:val="Quote"/>
@@ -747,20 +1283,21 @@
     <w:rPr>
       <w:i/>
       <w:iCs/>
-      <w:color w:themeColor="dark1" w:themeTint="bf" w:val="404040"/>
+      <w:color w:val="404040" w:themeColor="dark1" w:themeTint="BF"/>
     </w:rPr>
   </w:style>
   <w:style w:type="paragraph" w:styleId="Subtitle">
     <w:name w:val="Subtitle"/>
     <w:basedOn w:val="Normal"/>
     <w:next w:val="Normal"/>
-    <w:qFormat/>
-    <w:pPr>
-      <w:spacing w:before="0" w:after="160"/>
-    </w:pPr>
-    <w:rPr>
-      <w:rFonts w:ascii="Aptos" w:hAnsi="Aptos" w:eastAsia="游ゴシック Light" w:cs="Noto Sans Devanagari"/>
-      <w:color w:themeColor="dark1" w:themeTint="a6" w:val="595959"/>
+    <w:uiPriority w:val="11"/>
+    <w:qFormat/>
+    <w:pPr>
+      <w:spacing w:after="160"/>
+    </w:pPr>
+    <w:rPr>
+      <w:rFonts w:ascii="Aptos" w:eastAsia="Yu Gothic Light" w:hAnsi="Aptos"/>
+      <w:color w:val="595959" w:themeColor="dark1" w:themeTint="A6"/>
       <w:spacing w:val="15"/>
       <w:sz w:val="28"/>
       <w:szCs w:val="28"/>
@@ -770,77 +1307,73 @@
     <w:name w:val="Title"/>
     <w:basedOn w:val="Normal"/>
     <w:next w:val="Normal"/>
-    <w:qFormat/>
-    <w:pPr>
-      <w:spacing w:lineRule="auto" w:line="240" w:before="0" w:after="80"/>
+    <w:uiPriority w:val="10"/>
+    <w:qFormat/>
+    <w:pPr>
+      <w:spacing w:after="80"/>
       <w:contextualSpacing/>
     </w:pPr>
     <w:rPr>
-      <w:rFonts w:ascii="Aptos Display" w:hAnsi="Aptos Display" w:eastAsia="游ゴシック Light" w:cs="Noto Sans Devanagari"/>
+      <w:rFonts w:ascii="Aptos Display" w:eastAsia="Yu Gothic Light" w:hAnsi="Aptos Display"/>
       <w:spacing w:val="-10"/>
-      <w:kern w:val="2"/>
       <w:sz w:val="56"/>
       <w:szCs w:val="56"/>
     </w:rPr>
-  </w:style>
-  <w:style w:type="numbering" w:styleId="NoList">
-    <w:name w:val="No List"/>
-    <w:qFormat/>
   </w:style>
 </w:styles>
 </file>
 
 <file path=word/theme/theme1.xml><?xml version="1.0" encoding="utf-8"?>
-<a:theme xmlns:a="http://schemas.openxmlformats.org/drawingml/2006/main" xmlns:r="http://schemas.openxmlformats.org/officeDocument/2006/relationships" name="Office">
+<a:theme xmlns:a="http://schemas.openxmlformats.org/drawingml/2006/main" name="Office">
   <a:themeElements>
     <a:clrScheme name="LibreOffice">
       <a:dk1>
         <a:srgbClr val="000000"/>
       </a:dk1>
       <a:lt1>
-        <a:srgbClr val="ffffff"/>
+        <a:srgbClr val="FFFFFF"/>
       </a:lt1>
       <a:dk2>
         <a:srgbClr val="000000"/>
       </a:dk2>
       <a:lt2>
-        <a:srgbClr val="ffffff"/>
+        <a:srgbClr val="FFFFFF"/>
       </a:lt2>
       <a:accent1>
-        <a:srgbClr val="18a303"/>
+        <a:srgbClr val="18A303"/>
       </a:accent1>
       <a:accent2>
-        <a:srgbClr val="0369a3"/>
+        <a:srgbClr val="0369A3"/>
       </a:accent2>
       <a:accent3>
-        <a:srgbClr val="a33e03"/>
+        <a:srgbClr val="A33E03"/>
       </a:accent3>
       <a:accent4>
-        <a:srgbClr val="8e03a3"/>
+        <a:srgbClr val="8E03A3"/>
       </a:accent4>
       <a:accent5>
-        <a:srgbClr val="c99c00"/>
+        <a:srgbClr val="C99C00"/>
       </a:accent5>
       <a:accent6>
-        <a:srgbClr val="c9211e"/>
+        <a:srgbClr val="C9211E"/>
       </a:accent6>
       <a:hlink>
-        <a:srgbClr val="0000ee"/>
+        <a:srgbClr val="0000EE"/>
       </a:hlink>
       <a:folHlink>
-        <a:srgbClr val="551a8b"/>
+        <a:srgbClr val="551A8B"/>
       </a:folHlink>
     </a:clrScheme>
     <a:fontScheme name="Office">
       <a:majorFont>
-        <a:latin typeface="Arial" pitchFamily="0" charset="1"/>
-        <a:ea typeface="DejaVu Sans" pitchFamily="0" charset="1"/>
-        <a:cs typeface="DejaVu Sans" pitchFamily="0" charset="1"/>
+        <a:latin typeface="Arial"/>
+        <a:ea typeface="DejaVu Sans"/>
+        <a:cs typeface="DejaVu Sans"/>
       </a:majorFont>
       <a:minorFont>
-        <a:latin typeface="Arial" pitchFamily="0" charset="1"/>
-        <a:ea typeface="DejaVu Sans" pitchFamily="0" charset="1"/>
-        <a:cs typeface="DejaVu Sans" pitchFamily="0" charset="1"/>
+        <a:latin typeface="Arial"/>
+        <a:ea typeface="DejaVu Sans"/>
+        <a:cs typeface="DejaVu Sans"/>
       </a:minorFont>
     </a:fontScheme>
     <a:fmtScheme>
@@ -893,5 +1426,7 @@
       </a:bgFillStyleLst>
     </a:fmtScheme>
   </a:themeElements>
+  <a:objectDefaults/>
+  <a:extraClrSchemeLst/>
 </a:theme>
 </file>